--- a/project_documents/scratch notes still in use/HPV Screening Paper Lit Review Scratch Notes.docx
+++ b/project_documents/scratch notes still in use/HPV Screening Paper Lit Review Scratch Notes.docx
@@ -1,6 +1,6 @@
 
 <file path=word/document.xml><?xml version="1.0" encoding="utf-8"?>
-<w:document xmlns:wpc="http://schemas.microsoft.com/office/word/2010/wordprocessingCanvas" xmlns:cx="http://schemas.microsoft.com/office/drawing/2014/chartex" xmlns:cx1="http://schemas.microsoft.com/office/drawing/2015/9/8/chartex" xmlns:cx2="http://schemas.microsoft.com/office/drawing/2015/10/21/chartex" xmlns:cx3="http://schemas.microsoft.com/office/drawing/2016/5/9/chartex" xmlns:cx4="http://schemas.microsoft.com/office/drawing/2016/5/10/chartex" xmlns:cx5="http://schemas.microsoft.com/office/drawing/2016/5/11/chartex" xmlns:cx6="http://schemas.microsoft.com/office/drawing/2016/5/12/chartex" xmlns:cx7="http://schemas.microsoft.com/office/drawing/2016/5/13/chartex" xmlns:cx8="http://schemas.microsoft.com/office/drawing/2016/5/14/chartex" xmlns:mc="http://schemas.openxmlformats.org/markup-compatibility/2006" xmlns:aink="http://schemas.microsoft.com/office/drawing/2016/ink" xmlns:am3d="http://schemas.microsoft.com/office/drawing/2017/model3d" xmlns:o="urn:schemas-microsoft-com:office:office" xmlns:oel="http://schemas.microsoft.com/office/2019/extlst" xmlns:r="http://schemas.openxmlformats.org/officeDocument/2006/relationships" xmlns:m="http://schemas.openxmlformats.org/officeDocument/2006/math" xmlns:v="urn:schemas-microsoft-com:vml" xmlns:wp14="http://schemas.microsoft.com/office/word/2010/wordprocessingDrawing" xmlns:wp="http://schemas.openxmlformats.org/drawingml/2006/wordprocessingDrawing" xmlns:w10="urn:schemas-microsoft-com:office:word" xmlns:w="http://schemas.openxmlformats.org/wordprocessingml/2006/main" xmlns:w14="http://schemas.microsoft.com/office/word/2010/wordml" xmlns:w15="http://schemas.microsoft.com/office/word/2012/wordml" xmlns:w16cex="http://schemas.microsoft.com/office/word/2018/wordml/cex" xmlns:w16cid="http://schemas.microsoft.com/office/word/2016/wordml/cid" xmlns:w16="http://schemas.microsoft.com/office/word/2018/wordml" xmlns:w16du="http://schemas.microsoft.com/office/word/2023/wordml/word16du" xmlns:w16sdtdh="http://schemas.microsoft.com/office/word/2020/wordml/sdtdatahash" xmlns:w16sdtfl="http://schemas.microsoft.com/office/word/2024/wordml/sdtformatlock" xmlns:w16se="http://schemas.microsoft.com/office/word/2015/wordml/symex" xmlns:wpg="http://schemas.microsoft.com/office/word/2010/wordprocessingGroup" xmlns:wpi="http://schemas.microsoft.com/office/word/2010/wordprocessingInk" xmlns:wne="http://schemas.microsoft.com/office/word/2006/wordml" xmlns:wps="http://schemas.microsoft.com/office/word/2010/wordprocessingShape" mc:Ignorable="w14 w15 w16se w16cid w16 w16cex w16sdtdh w16sdtfl w16du wp14">
+<w:document xmlns:wpc="http://schemas.microsoft.com/office/word/2010/wordprocessingCanvas" xmlns:cx="http://schemas.microsoft.com/office/drawing/2014/chartex" xmlns:cx1="http://schemas.microsoft.com/office/drawing/2015/9/8/chartex" xmlns:cx2="http://schemas.microsoft.com/office/drawing/2015/10/21/chartex" xmlns:cx3="http://schemas.microsoft.com/office/drawing/2016/5/9/chartex" xmlns:cx4="http://schemas.microsoft.com/office/drawing/2016/5/10/chartex" xmlns:cx5="http://schemas.microsoft.com/office/drawing/2016/5/11/chartex" xmlns:cx6="http://schemas.microsoft.com/office/drawing/2016/5/12/chartex" xmlns:cx7="http://schemas.microsoft.com/office/drawing/2016/5/13/chartex" xmlns:cx8="http://schemas.microsoft.com/office/drawing/2016/5/14/chartex" xmlns:mc="http://schemas.openxmlformats.org/markup-compatibility/2006" xmlns:m="http://schemas.openxmlformats.org/officeDocument/2006/math" xmlns:aink="http://schemas.microsoft.com/office/drawing/2016/ink" xmlns:am3d="http://schemas.microsoft.com/office/drawing/2017/model3d" xmlns:oel="http://schemas.microsoft.com/office/2019/extlst" xmlns:r="http://schemas.openxmlformats.org/officeDocument/2006/relationships" xmlns:wp14="http://schemas.microsoft.com/office/word/2010/wordprocessingDrawing" xmlns:wp="http://schemas.openxmlformats.org/drawingml/2006/wordprocessingDrawing" xmlns:wpg="http://schemas.microsoft.com/office/word/2010/wordprocessingGroup" xmlns:wpi="http://schemas.microsoft.com/office/word/2010/wordprocessingInk" xmlns:wps="http://schemas.microsoft.com/office/word/2010/wordprocessingShape" xmlns:o="urn:schemas-microsoft-com:office:office" xmlns:v="urn:schemas-microsoft-com:vml" xmlns:w10="urn:schemas-microsoft-com:office:word" xmlns:w="http://schemas.openxmlformats.org/wordprocessingml/2006/main" xmlns:w14="http://schemas.microsoft.com/office/word/2010/wordml" xmlns:w15="http://schemas.microsoft.com/office/word/2012/wordml" xmlns:w16cei="http://schemas.microsoft.com/office/word/2026/wordml/cei" xmlns:w16cex="http://schemas.microsoft.com/office/word/2018/wordml/cex" xmlns:w16cid="http://schemas.microsoft.com/office/word/2016/wordml/cid" xmlns:w16="http://schemas.microsoft.com/office/word/2018/wordml" xmlns:w16sdtdh="http://schemas.microsoft.com/office/word/2020/wordml/sdtdatahash" xmlns:w16sdtfl="http://schemas.microsoft.com/office/word/2024/wordml/sdtformatlock" xmlns:w16se="http://schemas.microsoft.com/office/word/2015/wordml/symex" xmlns:w16du="http://schemas.microsoft.com/office/word/2023/wordml/word16du" xmlns:wne="http://schemas.microsoft.com/office/word/2006/wordml" mc:Ignorable="w14 w15 w16se w16cid w16 w16cex w16sdtdh w16sdtfl w16du wp14">
   <w:body>
     <w:p>
       <w:pPr>
@@ -19,7 +19,39 @@
           <w:i/>
           <w:iCs/>
         </w:rPr>
-        <w:t>(((cervical cancer) OR (cervical screening)) AND (model*)) AND ((England) OR (united kingdom) OR (UK)) AND (vaccin*)</w:t>
+        <w:t>(((cervical cancer) OR (cervical screening)) AND (model*)) AND ((England) OR (</w:t>
+      </w:r>
+      <w:proofErr w:type="gramStart"/>
+      <w:r>
+        <w:rPr>
+          <w:i/>
+          <w:iCs/>
+        </w:rPr>
+        <w:t>united kingdom</w:t>
+      </w:r>
+      <w:proofErr w:type="gramEnd"/>
+      <w:r>
+        <w:rPr>
+          <w:i/>
+          <w:iCs/>
+        </w:rPr>
+        <w:t>) OR (UK)) AND (</w:t>
+      </w:r>
+      <w:proofErr w:type="spellStart"/>
+      <w:r>
+        <w:rPr>
+          <w:i/>
+          <w:iCs/>
+        </w:rPr>
+        <w:t>vaccin</w:t>
+      </w:r>
+      <w:proofErr w:type="spellEnd"/>
+      <w:r>
+        <w:rPr>
+          <w:i/>
+          <w:iCs/>
+        </w:rPr>
+        <w:t>*)</w:t>
       </w:r>
       <w:r>
         <w:t xml:space="preserve">, looking for papers which consider </w:t>
@@ -46,8 +78,13 @@
         <w:t>[note the frequency of economic analyses and focus on US, Netherlands, Norway, China, England, only really a small selection of countries. May be bias in how I have searched and which governments choose to do their studies in this sort of way??</w:t>
       </w:r>
       <w:r>
-        <w:t xml:space="preserve"> Cohort based screening is most commonly investiagetd</w:t>
-      </w:r>
+        <w:t xml:space="preserve"> Cohort based screening is most commonly </w:t>
+      </w:r>
+      <w:proofErr w:type="spellStart"/>
+      <w:r>
+        <w:t>investiagetd</w:t>
+      </w:r>
+      <w:proofErr w:type="spellEnd"/>
       <w:r>
         <w:t>]</w:t>
       </w:r>
@@ -65,21 +102,7 @@
             <w:rStyle w:val="Hyperlink"/>
             <w:highlight w:val="yellow"/>
           </w:rPr>
-          <w:t>https://doi.org/10.1038/s</w:t>
-        </w:r>
-        <w:r>
-          <w:rPr>
-            <w:rStyle w:val="Hyperlink"/>
-            <w:highlight w:val="yellow"/>
-          </w:rPr>
-          <w:t>4</w:t>
-        </w:r>
-        <w:r>
-          <w:rPr>
-            <w:rStyle w:val="Hyperlink"/>
-            <w:highlight w:val="yellow"/>
-          </w:rPr>
-          <w:t>1416-024-02682-y</w:t>
+          <w:t>https://doi.org/10.1038/s41416-024-02682-y</w:t>
         </w:r>
       </w:hyperlink>
     </w:p>
@@ -116,7 +139,21 @@
         <w:rPr>
           <w:highlight w:val="yellow"/>
         </w:rPr>
-        <w:t>Looking at how screening can change alongside vaccination, including consideration of cases where there is more vaccination and less screening, with 5/7/10-yearly intervals</w:t>
+        <w:t xml:space="preserve">Looking at how screening can change alongside vaccination, including consideration of cases where there </w:t>
+      </w:r>
+      <w:proofErr w:type="gramStart"/>
+      <w:r>
+        <w:rPr>
+          <w:highlight w:val="yellow"/>
+        </w:rPr>
+        <w:t>is</w:t>
+      </w:r>
+      <w:proofErr w:type="gramEnd"/>
+      <w:r>
+        <w:rPr>
+          <w:highlight w:val="yellow"/>
+        </w:rPr>
+        <w:t xml:space="preserve"> more vaccination and less screening, with 5/7/10-yearly intervals</w:t>
       </w:r>
     </w:p>
     <w:p>
@@ -170,43 +207,127 @@
         <w:rPr>
           <w:highlight w:val="yellow"/>
         </w:rPr>
-        <w:t>Consider imperfect screening coverage with a proportion of the population overscreened and a proportion underscreened (we do not do this, but we do model some imperfect coverage/adhereance)</w:t>
-      </w:r>
-    </w:p>
-    <w:p>
-      <w:pPr>
-        <w:pStyle w:val="ListParagraph"/>
-        <w:numPr>
-          <w:ilvl w:val="0"/>
-          <w:numId w:val="1"/>
-        </w:numPr>
-        <w:rPr>
-          <w:highlight w:val="yellow"/>
-        </w:rPr>
-      </w:pPr>
-      <w:r>
-        <w:rPr>
-          <w:highlight w:val="yellow"/>
-        </w:rPr>
-        <w:t>De-intensitived screening with vaccination can lower age standardised incidence (as we find too, implicitly – though we always consider vaccination ofc as our analysis uis slightly different, we never have any counterfactuals without vaccination), but doesn’t accelerate CC elimination</w:t>
-      </w:r>
-    </w:p>
-    <w:p>
-      <w:pPr>
-        <w:pStyle w:val="ListParagraph"/>
-        <w:numPr>
-          <w:ilvl w:val="0"/>
-          <w:numId w:val="1"/>
-        </w:numPr>
-        <w:rPr>
-          <w:highlight w:val="yellow"/>
-        </w:rPr>
-      </w:pPr>
-      <w:r>
-        <w:rPr>
-          <w:highlight w:val="yellow"/>
-        </w:rPr>
-        <w:t>A subpopulation analysis is performed at a cohort level, I think our subpopulation analysis is a bit more intricate</w:t>
+        <w:t xml:space="preserve">Consider imperfect screening coverage with a proportion of the population </w:t>
+      </w:r>
+      <w:proofErr w:type="spellStart"/>
+      <w:r>
+        <w:rPr>
+          <w:highlight w:val="yellow"/>
+        </w:rPr>
+        <w:t>overscreened</w:t>
+      </w:r>
+      <w:proofErr w:type="spellEnd"/>
+      <w:r>
+        <w:rPr>
+          <w:highlight w:val="yellow"/>
+        </w:rPr>
+        <w:t xml:space="preserve"> and a proportion </w:t>
+      </w:r>
+      <w:proofErr w:type="spellStart"/>
+      <w:r>
+        <w:rPr>
+          <w:highlight w:val="yellow"/>
+        </w:rPr>
+        <w:t>underscreened</w:t>
+      </w:r>
+      <w:proofErr w:type="spellEnd"/>
+      <w:r>
+        <w:rPr>
+          <w:highlight w:val="yellow"/>
+        </w:rPr>
+        <w:t xml:space="preserve"> (we do not do this, but we do model some imperfect coverage/</w:t>
+      </w:r>
+      <w:proofErr w:type="spellStart"/>
+      <w:r>
+        <w:rPr>
+          <w:highlight w:val="yellow"/>
+        </w:rPr>
+        <w:t>adhereance</w:t>
+      </w:r>
+      <w:proofErr w:type="spellEnd"/>
+      <w:r>
+        <w:rPr>
+          <w:highlight w:val="yellow"/>
+        </w:rPr>
+        <w:t>)</w:t>
+      </w:r>
+    </w:p>
+    <w:p>
+      <w:pPr>
+        <w:pStyle w:val="ListParagraph"/>
+        <w:numPr>
+          <w:ilvl w:val="0"/>
+          <w:numId w:val="1"/>
+        </w:numPr>
+        <w:rPr>
+          <w:highlight w:val="yellow"/>
+        </w:rPr>
+      </w:pPr>
+      <w:r>
+        <w:rPr>
+          <w:highlight w:val="yellow"/>
+        </w:rPr>
+        <w:t>De-</w:t>
+      </w:r>
+      <w:proofErr w:type="spellStart"/>
+      <w:r>
+        <w:rPr>
+          <w:highlight w:val="yellow"/>
+        </w:rPr>
+        <w:t>intensitived</w:t>
+      </w:r>
+      <w:proofErr w:type="spellEnd"/>
+      <w:r>
+        <w:rPr>
+          <w:highlight w:val="yellow"/>
+        </w:rPr>
+        <w:t xml:space="preserve"> screening with vaccination can lower age standardised incidence (as we find too, implicitly – though we always consider vaccination ofc as our analysis </w:t>
+      </w:r>
+      <w:proofErr w:type="spellStart"/>
+      <w:r>
+        <w:rPr>
+          <w:highlight w:val="yellow"/>
+        </w:rPr>
+        <w:t>uis</w:t>
+      </w:r>
+      <w:proofErr w:type="spellEnd"/>
+      <w:r>
+        <w:rPr>
+          <w:highlight w:val="yellow"/>
+        </w:rPr>
+        <w:t xml:space="preserve"> slightly different, we never have any counterfactuals without vaccination), but doesn’t accelerate CC elimination</w:t>
+      </w:r>
+    </w:p>
+    <w:p>
+      <w:pPr>
+        <w:pStyle w:val="ListParagraph"/>
+        <w:numPr>
+          <w:ilvl w:val="0"/>
+          <w:numId w:val="1"/>
+        </w:numPr>
+        <w:rPr>
+          <w:highlight w:val="yellow"/>
+        </w:rPr>
+      </w:pPr>
+      <w:r>
+        <w:rPr>
+          <w:highlight w:val="yellow"/>
+        </w:rPr>
+        <w:t xml:space="preserve">A subpopulation analysis is performed at a cohort </w:t>
+      </w:r>
+      <w:proofErr w:type="gramStart"/>
+      <w:r>
+        <w:rPr>
+          <w:highlight w:val="yellow"/>
+        </w:rPr>
+        <w:t>level,</w:t>
+      </w:r>
+      <w:proofErr w:type="gramEnd"/>
+      <w:r>
+        <w:rPr>
+          <w:highlight w:val="yellow"/>
+        </w:rPr>
+        <w:t xml:space="preserve"> I think our subpopulation analysis is a bit more intricate</w:t>
       </w:r>
       <w:r>
         <w:rPr>
@@ -252,7 +373,15 @@
         </w:numPr>
       </w:pPr>
       <w:r>
-        <w:t>The three pillars of cervical cancer elimination in HICs is HPV vaccination, cervical screening, and cervical (pre)cancer treatment.</w:t>
+        <w:t xml:space="preserve">The three pillars of cervical cancer elimination in HICs </w:t>
+      </w:r>
+      <w:proofErr w:type="gramStart"/>
+      <w:r>
+        <w:t>is</w:t>
+      </w:r>
+      <w:proofErr w:type="gramEnd"/>
+      <w:r>
+        <w:t xml:space="preserve"> HPV vaccination, cervical screening, and cervical (pre)cancer treatment.</w:t>
       </w:r>
     </w:p>
     <w:p>
@@ -313,19 +442,7 @@
           <w:rPr>
             <w:rStyle w:val="Hyperlink"/>
           </w:rPr>
-          <w:t>https://doi.org</w:t>
-        </w:r>
-        <w:r>
-          <w:rPr>
-            <w:rStyle w:val="Hyperlink"/>
-          </w:rPr>
-          <w:t>/</w:t>
-        </w:r>
-        <w:r>
-          <w:rPr>
-            <w:rStyle w:val="Hyperlink"/>
-          </w:rPr>
-          <w:t>10.1186/s12889-025-25797-0</w:t>
+          <w:t>https://doi.org/10.1186/s12889-025-25797-0</w:t>
         </w:r>
       </w:hyperlink>
     </w:p>
@@ -414,8 +531,13 @@
           <w:numId w:val="1"/>
         </w:numPr>
       </w:pPr>
-      <w:r>
-        <w:t>Probabalistic sensitivity analysis used to assess result robustness</w:t>
+      <w:proofErr w:type="spellStart"/>
+      <w:r>
+        <w:t>Probabalistic</w:t>
+      </w:r>
+      <w:proofErr w:type="spellEnd"/>
+      <w:r>
+        <w:t xml:space="preserve"> sensitivity analysis used to assess result robustness</w:t>
       </w:r>
     </w:p>
     <w:p>
@@ -439,19 +561,56 @@
         </w:numPr>
       </w:pPr>
       <w:r>
-        <w:t xml:space="preserve">Did look at screening freuqnecies ever 3/5/10 years and a range of modalities and vaccination using a range of vaccines vs no vaccination </w:t>
-      </w:r>
-    </w:p>
-    <w:p>
-      <w:pPr>
-        <w:pStyle w:val="ListParagraph"/>
-        <w:numPr>
-          <w:ilvl w:val="0"/>
-          <w:numId w:val="1"/>
-        </w:numPr>
-      </w:pPr>
-      <w:r>
-        <w:t>Conclufes that vacc with 2-valent (the domestically-produced  vaccine for China) with 3-yeatly VIA screening is best. Clearly not a conclusion compatable with UK as the choice of vaccine is not in question and neither is changing screening modality</w:t>
+        <w:t xml:space="preserve">Did look at screening </w:t>
+      </w:r>
+      <w:proofErr w:type="spellStart"/>
+      <w:r>
+        <w:t>freuqnecies</w:t>
+      </w:r>
+      <w:proofErr w:type="spellEnd"/>
+      <w:r>
+        <w:t xml:space="preserve"> ever 3/5/10 years and a range of modalities and vaccination using a range of vaccines vs no vaccination </w:t>
+      </w:r>
+    </w:p>
+    <w:p>
+      <w:pPr>
+        <w:pStyle w:val="ListParagraph"/>
+        <w:numPr>
+          <w:ilvl w:val="0"/>
+          <w:numId w:val="1"/>
+        </w:numPr>
+      </w:pPr>
+      <w:proofErr w:type="spellStart"/>
+      <w:r>
+        <w:t>Conclufes</w:t>
+      </w:r>
+      <w:proofErr w:type="spellEnd"/>
+      <w:r>
+        <w:t xml:space="preserve"> that </w:t>
+      </w:r>
+      <w:proofErr w:type="spellStart"/>
+      <w:r>
+        <w:t>vacc</w:t>
+      </w:r>
+      <w:proofErr w:type="spellEnd"/>
+      <w:r>
+        <w:t xml:space="preserve"> with 2-valent (the domestically-</w:t>
+      </w:r>
+      <w:proofErr w:type="gramStart"/>
+      <w:r>
+        <w:t>produced  vaccine</w:t>
+      </w:r>
+      <w:proofErr w:type="gramEnd"/>
+      <w:r>
+        <w:t xml:space="preserve"> for China) with 3-yeatly VIA screening is best. Clearly not a conclusion </w:t>
+      </w:r>
+      <w:proofErr w:type="spellStart"/>
+      <w:r>
+        <w:t>compatable</w:t>
+      </w:r>
+      <w:proofErr w:type="spellEnd"/>
+      <w:r>
+        <w:t xml:space="preserve"> with UK as the choice of vaccine is not in question and neither is changing screening modality</w:t>
       </w:r>
     </w:p>
     <w:p>
@@ -521,6 +680,9 @@
         </w:numPr>
       </w:pPr>
       <w:r>
+        <w:rPr>
+          <w:noProof/>
+        </w:rPr>
         <w:drawing>
           <wp:inline distT="0" distB="0" distL="0" distR="0" wp14:anchorId="0FC2E49F" wp14:editId="7D723C8F">
             <wp:extent cx="3876541" cy="1767765"/>
@@ -570,21 +732,7 @@
             <w:rStyle w:val="Hyperlink"/>
             <w:highlight w:val="yellow"/>
           </w:rPr>
-          <w:t>https://doi.org/10.1111/</w:t>
-        </w:r>
-        <w:r>
-          <w:rPr>
-            <w:rStyle w:val="Hyperlink"/>
-            <w:highlight w:val="yellow"/>
-          </w:rPr>
-          <w:t>1</w:t>
-        </w:r>
-        <w:r>
-          <w:rPr>
-            <w:rStyle w:val="Hyperlink"/>
-            <w:highlight w:val="yellow"/>
-          </w:rPr>
-          <w:t>471-0528.17190</w:t>
+          <w:t>https://doi.org/10.1111/1471-0528.17190</w:t>
         </w:r>
       </w:hyperlink>
     </w:p>
@@ -666,19 +814,7 @@
           <w:rPr>
             <w:rStyle w:val="Hyperlink"/>
           </w:rPr>
-          <w:t>https://do</w:t>
-        </w:r>
-        <w:r>
-          <w:rPr>
-            <w:rStyle w:val="Hyperlink"/>
-          </w:rPr>
-          <w:t>i</w:t>
-        </w:r>
-        <w:r>
-          <w:rPr>
-            <w:rStyle w:val="Hyperlink"/>
-          </w:rPr>
-          <w:t>.org/10.1136/bmjopen-2023-078551</w:t>
+          <w:t>https://doi.org/10.1136/bmjopen-2023-078551</w:t>
         </w:r>
       </w:hyperlink>
     </w:p>
@@ -703,7 +839,15 @@
         </w:numPr>
       </w:pPr>
       <w:r>
-        <w:t>Sort of related so only maybe worth mentioning – models how different HPV prev and vaccination rates change the predictive ability of different screening modalities (it is therefore looking at the interplay between screening and vaccination level, but not in the way I am interested in)</w:t>
+        <w:t xml:space="preserve">Sort of related so only maybe worth mentioning – models how different HPV </w:t>
+      </w:r>
+      <w:proofErr w:type="spellStart"/>
+      <w:r>
+        <w:t>prev</w:t>
+      </w:r>
+      <w:proofErr w:type="spellEnd"/>
+      <w:r>
+        <w:t xml:space="preserve"> and vaccination rates change the predictive ability of different screening modalities (it is therefore looking at the interplay between screening and vaccination level, but not in the way I am interested in)</w:t>
       </w:r>
     </w:p>
     <w:p>
@@ -755,7 +899,21 @@
         <w:rPr>
           <w:highlight w:val="yellow"/>
         </w:rPr>
-        <w:t>Study focussed on Norway, asking how cervical screening should be adjusted for those vaccinated; so this is looking at vaccine-specific structuring of screening algorithms</w:t>
+        <w:t xml:space="preserve">Study focussed on Norway, asking how cervical screening should be adjusted for those vaccinated; </w:t>
+      </w:r>
+      <w:proofErr w:type="gramStart"/>
+      <w:r>
+        <w:rPr>
+          <w:highlight w:val="yellow"/>
+        </w:rPr>
+        <w:t>so</w:t>
+      </w:r>
+      <w:proofErr w:type="gramEnd"/>
+      <w:r>
+        <w:rPr>
+          <w:highlight w:val="yellow"/>
+        </w:rPr>
+        <w:t xml:space="preserve"> this is looking at vaccine-specific structuring of screening algorithms</w:t>
       </w:r>
     </w:p>
     <w:p>
@@ -774,31 +932,101 @@
           <w:highlight w:val="yellow"/>
         </w:rPr>
         <w:lastRenderedPageBreak/>
-        <w:t>It is focussing on vaccinated, not considering them within a partially-vaccinated population, which arguable is missing a key thing (this is not the only offending paper for this)</w:t>
-      </w:r>
-    </w:p>
-    <w:p>
-      <w:pPr>
-        <w:pStyle w:val="ListParagraph"/>
-        <w:numPr>
-          <w:ilvl w:val="0"/>
-          <w:numId w:val="1"/>
-        </w:numPr>
-        <w:rPr>
-          <w:highlight w:val="yellow"/>
-        </w:rPr>
-      </w:pPr>
-      <w:r>
-        <w:rPr>
-          <w:highlight w:val="yellow"/>
-        </w:rPr>
-        <w:t xml:space="preserve">Suggests 1-2 LS for vacc, but as this is a cost effectiveness study again (most seem to be), rather than one focussed on clinical outcome, it would of course suggest fewer than I would. </w:t>
-      </w:r>
-      <w:r>
-        <w:rPr>
-          <w:highlight w:val="yellow"/>
-        </w:rPr>
-        <w:t>I should note in my discussion that my study, as a clinical one, is looking at what screening wont change cancers that much, and as such sorta serves as an upper bound for how much screening should happen (as further cost-effectiveness analysis then probabaly would decrease it further)</w:t>
+        <w:t xml:space="preserve">It is focussing on vaccinated, not considering them within a </w:t>
+      </w:r>
+      <w:proofErr w:type="gramStart"/>
+      <w:r>
+        <w:rPr>
+          <w:highlight w:val="yellow"/>
+        </w:rPr>
+        <w:t>partially-vaccinated</w:t>
+      </w:r>
+      <w:proofErr w:type="gramEnd"/>
+      <w:r>
+        <w:rPr>
+          <w:highlight w:val="yellow"/>
+        </w:rPr>
+        <w:t xml:space="preserve"> population, which arguable is missing a key thing (this is not the only offending paper for this)</w:t>
+      </w:r>
+    </w:p>
+    <w:p>
+      <w:pPr>
+        <w:pStyle w:val="ListParagraph"/>
+        <w:numPr>
+          <w:ilvl w:val="0"/>
+          <w:numId w:val="1"/>
+        </w:numPr>
+        <w:rPr>
+          <w:highlight w:val="yellow"/>
+        </w:rPr>
+      </w:pPr>
+      <w:r>
+        <w:rPr>
+          <w:highlight w:val="yellow"/>
+        </w:rPr>
+        <w:t xml:space="preserve">Suggests 1-2 LS for </w:t>
+      </w:r>
+      <w:proofErr w:type="spellStart"/>
+      <w:r>
+        <w:rPr>
+          <w:highlight w:val="yellow"/>
+        </w:rPr>
+        <w:t>vacc</w:t>
+      </w:r>
+      <w:proofErr w:type="spellEnd"/>
+      <w:r>
+        <w:rPr>
+          <w:highlight w:val="yellow"/>
+        </w:rPr>
+        <w:t xml:space="preserve">, but as this is a cost effectiveness study again (most seem to be), rather than one focussed on clinical outcome, it would of course suggest fewer than I would. </w:t>
+      </w:r>
+      <w:r>
+        <w:rPr>
+          <w:highlight w:val="yellow"/>
+        </w:rPr>
+        <w:t xml:space="preserve">I should note in my discussion that my study, as a clinical one, is looking at what screening </w:t>
+      </w:r>
+      <w:proofErr w:type="spellStart"/>
+      <w:r>
+        <w:rPr>
+          <w:highlight w:val="yellow"/>
+        </w:rPr>
+        <w:t>wont</w:t>
+      </w:r>
+      <w:proofErr w:type="spellEnd"/>
+      <w:r>
+        <w:rPr>
+          <w:highlight w:val="yellow"/>
+        </w:rPr>
+        <w:t xml:space="preserve"> change cancers that much, and as such </w:t>
+      </w:r>
+      <w:proofErr w:type="spellStart"/>
+      <w:r>
+        <w:rPr>
+          <w:highlight w:val="yellow"/>
+        </w:rPr>
+        <w:t>sorta</w:t>
+      </w:r>
+      <w:proofErr w:type="spellEnd"/>
+      <w:r>
+        <w:rPr>
+          <w:highlight w:val="yellow"/>
+        </w:rPr>
+        <w:t xml:space="preserve"> serves as an upper bound for how much screening should happen (as further cost-effectiveness analysis then </w:t>
+      </w:r>
+      <w:proofErr w:type="spellStart"/>
+      <w:r>
+        <w:rPr>
+          <w:highlight w:val="yellow"/>
+        </w:rPr>
+        <w:t>probabaly</w:t>
+      </w:r>
+      <w:proofErr w:type="spellEnd"/>
+      <w:r>
+        <w:rPr>
+          <w:highlight w:val="yellow"/>
+        </w:rPr>
+        <w:t xml:space="preserve"> would decrease it further)</w:t>
       </w:r>
     </w:p>
     <w:p>
@@ -850,25 +1078,53 @@
         <w:rPr>
           <w:highlight w:val="yellow"/>
         </w:rPr>
-        <w:t>Setting: Hong Kong, using a model with an individual based component for disease progression within those with infection/cancer but nto fully individual based</w:t>
-      </w:r>
-    </w:p>
-    <w:p>
-      <w:pPr>
-        <w:pStyle w:val="ListParagraph"/>
-        <w:numPr>
-          <w:ilvl w:val="0"/>
-          <w:numId w:val="1"/>
-        </w:numPr>
-        <w:rPr>
-          <w:highlight w:val="yellow"/>
-        </w:rPr>
-      </w:pPr>
-      <w:r>
-        <w:rPr>
-          <w:highlight w:val="yellow"/>
-        </w:rPr>
-        <w:t>Find optimal screening frequency (again, from a cost-effectiveness perspective) depends on vaccine uptake, and “health authorities should optimize screening reccomendations by accounting for population vaccine uptake”</w:t>
+        <w:t xml:space="preserve">Setting: Hong Kong, using a model with an individual based component for disease progression within those with infection/cancer but </w:t>
+      </w:r>
+      <w:proofErr w:type="spellStart"/>
+      <w:r>
+        <w:rPr>
+          <w:highlight w:val="yellow"/>
+        </w:rPr>
+        <w:t>nto</w:t>
+      </w:r>
+      <w:proofErr w:type="spellEnd"/>
+      <w:r>
+        <w:rPr>
+          <w:highlight w:val="yellow"/>
+        </w:rPr>
+        <w:t xml:space="preserve"> fully individual based</w:t>
+      </w:r>
+    </w:p>
+    <w:p>
+      <w:pPr>
+        <w:pStyle w:val="ListParagraph"/>
+        <w:numPr>
+          <w:ilvl w:val="0"/>
+          <w:numId w:val="1"/>
+        </w:numPr>
+        <w:rPr>
+          <w:highlight w:val="yellow"/>
+        </w:rPr>
+      </w:pPr>
+      <w:r>
+        <w:rPr>
+          <w:highlight w:val="yellow"/>
+        </w:rPr>
+        <w:t xml:space="preserve">Find optimal screening frequency (again, from a cost-effectiveness perspective) depends on vaccine uptake, and “health authorities should optimize screening </w:t>
+      </w:r>
+      <w:proofErr w:type="spellStart"/>
+      <w:r>
+        <w:rPr>
+          <w:highlight w:val="yellow"/>
+        </w:rPr>
+        <w:t>reccomendations</w:t>
+      </w:r>
+      <w:proofErr w:type="spellEnd"/>
+      <w:r>
+        <w:rPr>
+          <w:highlight w:val="yellow"/>
+        </w:rPr>
+        <w:t xml:space="preserve"> by accounting for population vaccine uptake”</w:t>
       </w:r>
     </w:p>
     <w:p>
@@ -900,7 +1156,21 @@
         <w:rPr>
           <w:highlight w:val="yellow"/>
         </w:rPr>
-        <w:t xml:space="preserve"> membership, not individual vaccination status, with the reasoning that there is sufficient uptake that herd immunity justifies reduction of screening for all vaccine-eligible. </w:t>
+        <w:t xml:space="preserve"> membership, not individual vaccination status, with the reasoning that there is sufficient uptake that herd immunity justifies reduction of screening for all </w:t>
+      </w:r>
+      <w:proofErr w:type="gramStart"/>
+      <w:r>
+        <w:rPr>
+          <w:highlight w:val="yellow"/>
+        </w:rPr>
+        <w:t>vaccine-eligible</w:t>
+      </w:r>
+      <w:proofErr w:type="gramEnd"/>
+      <w:r>
+        <w:rPr>
+          <w:highlight w:val="yellow"/>
+        </w:rPr>
+        <w:t xml:space="preserve">. </w:t>
       </w:r>
     </w:p>
     <w:p>
@@ -918,7 +1188,63 @@
         <w:rPr>
           <w:highlight w:val="yellow"/>
         </w:rPr>
-        <w:t>But our study improves on this by quantiifiying what the relative loss is compared to vaccination specific strats, and hybrid strats (as well as doing it in a totally different setting which makes it a worthwhile study in itself anyway)</w:t>
+        <w:t xml:space="preserve">But our study improves on this by </w:t>
+      </w:r>
+      <w:proofErr w:type="spellStart"/>
+      <w:r>
+        <w:rPr>
+          <w:highlight w:val="yellow"/>
+        </w:rPr>
+        <w:t>quantiifiying</w:t>
+      </w:r>
+      <w:proofErr w:type="spellEnd"/>
+      <w:r>
+        <w:rPr>
+          <w:highlight w:val="yellow"/>
+        </w:rPr>
+        <w:t xml:space="preserve"> what the relative loss is compared to vaccination specific </w:t>
+      </w:r>
+      <w:proofErr w:type="spellStart"/>
+      <w:r>
+        <w:rPr>
+          <w:highlight w:val="yellow"/>
+        </w:rPr>
+        <w:t>strats</w:t>
+      </w:r>
+      <w:proofErr w:type="spellEnd"/>
+      <w:r>
+        <w:rPr>
+          <w:highlight w:val="yellow"/>
+        </w:rPr>
+        <w:t xml:space="preserve">, and hybrid </w:t>
+      </w:r>
+      <w:proofErr w:type="spellStart"/>
+      <w:r>
+        <w:rPr>
+          <w:highlight w:val="yellow"/>
+        </w:rPr>
+        <w:t>strats</w:t>
+      </w:r>
+      <w:proofErr w:type="spellEnd"/>
+      <w:r>
+        <w:rPr>
+          <w:highlight w:val="yellow"/>
+        </w:rPr>
+        <w:t xml:space="preserve"> (as well as doing it in a totally different setting which makes it a worthwhile study </w:t>
+      </w:r>
+      <w:proofErr w:type="gramStart"/>
+      <w:r>
+        <w:rPr>
+          <w:highlight w:val="yellow"/>
+        </w:rPr>
+        <w:t>in itself anyway</w:t>
+      </w:r>
+      <w:proofErr w:type="gramEnd"/>
+      <w:r>
+        <w:rPr>
+          <w:highlight w:val="yellow"/>
+        </w:rPr>
+        <w:t>)</w:t>
       </w:r>
     </w:p>
     <w:p>
@@ -927,19 +1253,7 @@
           <w:rPr>
             <w:rStyle w:val="Hyperlink"/>
           </w:rPr>
-          <w:t>https://doi.org</w:t>
-        </w:r>
-        <w:r>
-          <w:rPr>
-            <w:rStyle w:val="Hyperlink"/>
-          </w:rPr>
-          <w:t>/</w:t>
-        </w:r>
-        <w:r>
-          <w:rPr>
-            <w:rStyle w:val="Hyperlink"/>
-          </w:rPr>
-          <w:t>10.1016/s2468-2667(19)30162-8</w:t>
+          <w:t>https://doi.org/10.1016/s2468-2667(19)30162-8</w:t>
         </w:r>
       </w:hyperlink>
     </w:p>
@@ -964,19 +1278,43 @@
         </w:numPr>
       </w:pPr>
       <w:r>
-        <w:t xml:space="preserve">Modelling how to optimise screening and vaccination in china under a range of budegetary constraints to get the best CC outcomes </w:t>
-      </w:r>
-    </w:p>
-    <w:p>
-      <w:pPr>
-        <w:pStyle w:val="ListParagraph"/>
-        <w:numPr>
-          <w:ilvl w:val="0"/>
-          <w:numId w:val="1"/>
-        </w:numPr>
-      </w:pPr>
-      <w:r>
-        <w:t>It uses annual incidence of cervical cancer 2015-2100, and year of elimination (the first year in which the incidence is expected to be &lt;4/100k; this is a weaker definition than the one I am using) as metrics – should mention that my metrics are consistent with literature and expand a bit on them, perhaps at the strart of the results section and in the methods section and cite this</w:t>
+        <w:t xml:space="preserve">Modelling how to optimise screening and vaccination in </w:t>
+      </w:r>
+      <w:proofErr w:type="spellStart"/>
+      <w:r>
+        <w:t>china</w:t>
+      </w:r>
+      <w:proofErr w:type="spellEnd"/>
+      <w:r>
+        <w:t xml:space="preserve"> under a range of </w:t>
+      </w:r>
+      <w:proofErr w:type="spellStart"/>
+      <w:r>
+        <w:t>budegetary</w:t>
+      </w:r>
+      <w:proofErr w:type="spellEnd"/>
+      <w:r>
+        <w:t xml:space="preserve"> constraints to get the best CC outcomes </w:t>
+      </w:r>
+    </w:p>
+    <w:p>
+      <w:pPr>
+        <w:pStyle w:val="ListParagraph"/>
+        <w:numPr>
+          <w:ilvl w:val="0"/>
+          <w:numId w:val="1"/>
+        </w:numPr>
+      </w:pPr>
+      <w:r>
+        <w:t xml:space="preserve">It uses annual incidence of cervical cancer 2015-2100, and year of elimination (the first year in which the incidence is expected to be &lt;4/100k; this is a weaker definition than the one I am using) as metrics – should mention that my metrics are consistent with literature and expand a bit on them, perhaps at the </w:t>
+      </w:r>
+      <w:proofErr w:type="spellStart"/>
+      <w:r>
+        <w:t>strart</w:t>
+      </w:r>
+      <w:proofErr w:type="spellEnd"/>
+      <w:r>
+        <w:t xml:space="preserve"> of the results section and in the methods section and cite this</w:t>
       </w:r>
       <w:r>
         <w:t xml:space="preserve"> (nice as it gives useful metrics for when a study is not health economic, which most of these screening studies are)</w:t>
@@ -1067,43 +1405,93 @@
         <w:rPr>
           <w:highlight w:val="yellow"/>
         </w:rPr>
-        <w:t>Simple model too (two logical genotypes “16/18”, “other high risk HPV”</w:t>
-      </w:r>
-    </w:p>
-    <w:p>
-      <w:pPr>
-        <w:pStyle w:val="ListParagraph"/>
-        <w:numPr>
-          <w:ilvl w:val="0"/>
-          <w:numId w:val="1"/>
-        </w:numPr>
-        <w:rPr>
-          <w:highlight w:val="yellow"/>
-        </w:rPr>
-      </w:pPr>
-      <w:r>
-        <w:rPr>
-          <w:highlight w:val="yellow"/>
-        </w:rPr>
-        <w:t>Found 2-3LS for vacc, and 7 for unvacc</w:t>
-      </w:r>
-    </w:p>
-    <w:p>
-      <w:pPr>
-        <w:pStyle w:val="ListParagraph"/>
-        <w:numPr>
-          <w:ilvl w:val="0"/>
-          <w:numId w:val="1"/>
-        </w:numPr>
-        <w:rPr>
-          <w:highlight w:val="yellow"/>
-        </w:rPr>
-      </w:pPr>
-      <w:r>
-        <w:rPr>
-          <w:highlight w:val="yellow"/>
-        </w:rPr>
-        <w:t xml:space="preserve">This again is a cost-effectiveness study, looking at incremenetal benefits of adding screens </w:t>
+        <w:t xml:space="preserve">Simple model too (two logical genotypes “16/18”, “other </w:t>
+      </w:r>
+      <w:proofErr w:type="gramStart"/>
+      <w:r>
+        <w:rPr>
+          <w:highlight w:val="yellow"/>
+        </w:rPr>
+        <w:t>high risk</w:t>
+      </w:r>
+      <w:proofErr w:type="gramEnd"/>
+      <w:r>
+        <w:rPr>
+          <w:highlight w:val="yellow"/>
+        </w:rPr>
+        <w:t xml:space="preserve"> HPV”</w:t>
+      </w:r>
+    </w:p>
+    <w:p>
+      <w:pPr>
+        <w:pStyle w:val="ListParagraph"/>
+        <w:numPr>
+          <w:ilvl w:val="0"/>
+          <w:numId w:val="1"/>
+        </w:numPr>
+        <w:rPr>
+          <w:highlight w:val="yellow"/>
+        </w:rPr>
+      </w:pPr>
+      <w:r>
+        <w:rPr>
+          <w:highlight w:val="yellow"/>
+        </w:rPr>
+        <w:t xml:space="preserve">Found 2-3LS for </w:t>
+      </w:r>
+      <w:proofErr w:type="spellStart"/>
+      <w:r>
+        <w:rPr>
+          <w:highlight w:val="yellow"/>
+        </w:rPr>
+        <w:t>vacc</w:t>
+      </w:r>
+      <w:proofErr w:type="spellEnd"/>
+      <w:r>
+        <w:rPr>
+          <w:highlight w:val="yellow"/>
+        </w:rPr>
+        <w:t xml:space="preserve">, and 7 for </w:t>
+      </w:r>
+      <w:proofErr w:type="spellStart"/>
+      <w:r>
+        <w:rPr>
+          <w:highlight w:val="yellow"/>
+        </w:rPr>
+        <w:t>unvacc</w:t>
+      </w:r>
+      <w:proofErr w:type="spellEnd"/>
+    </w:p>
+    <w:p>
+      <w:pPr>
+        <w:pStyle w:val="ListParagraph"/>
+        <w:numPr>
+          <w:ilvl w:val="0"/>
+          <w:numId w:val="1"/>
+        </w:numPr>
+        <w:rPr>
+          <w:highlight w:val="yellow"/>
+        </w:rPr>
+      </w:pPr>
+      <w:r>
+        <w:rPr>
+          <w:highlight w:val="yellow"/>
+        </w:rPr>
+        <w:t xml:space="preserve">This again is a cost-effectiveness study, looking at </w:t>
+      </w:r>
+      <w:proofErr w:type="spellStart"/>
+      <w:r>
+        <w:rPr>
+          <w:highlight w:val="yellow"/>
+        </w:rPr>
+        <w:t>incremenetal</w:t>
+      </w:r>
+      <w:proofErr w:type="spellEnd"/>
+      <w:r>
+        <w:rPr>
+          <w:highlight w:val="yellow"/>
+        </w:rPr>
+        <w:t xml:space="preserve"> benefits of adding screens </w:t>
       </w:r>
     </w:p>
     <w:p>
@@ -1174,7 +1562,21 @@
         <w:rPr>
           <w:highlight w:val="yellow"/>
         </w:rPr>
-        <w:t>Motivates the switch from 3-yearly LBC primary screening to 5-yearly HPV-DNA screening (also a reduction in screening frequency like our work, but one with a change in test s.t. their outcome is one which is both more effective and cheaper, just all-round better)</w:t>
+        <w:t xml:space="preserve">Motivates the switch from 3-yearly LBC primary screening to 5-yearly HPV-DNA screening (also a reduction in screening frequency like our work, but one with a change in test </w:t>
+      </w:r>
+      <w:proofErr w:type="spellStart"/>
+      <w:r>
+        <w:rPr>
+          <w:highlight w:val="yellow"/>
+        </w:rPr>
+        <w:t>s.t.</w:t>
+      </w:r>
+      <w:proofErr w:type="spellEnd"/>
+      <w:r>
+        <w:rPr>
+          <w:highlight w:val="yellow"/>
+        </w:rPr>
+        <w:t xml:space="preserve"> their outcome is one which is both more effective and cheaper, just all-round better)</w:t>
       </w:r>
     </w:p>
     <w:p>
@@ -1270,43 +1672,107 @@
         <w:rPr>
           <w:highlight w:val="yellow"/>
         </w:rPr>
-        <w:t>For cohorts offered nonavelent, 4LS is cost effective</w:t>
-      </w:r>
-    </w:p>
-    <w:p>
-      <w:pPr>
-        <w:pStyle w:val="ListParagraph"/>
-        <w:numPr>
-          <w:ilvl w:val="0"/>
-          <w:numId w:val="1"/>
-        </w:numPr>
-        <w:rPr>
-          <w:highlight w:val="yellow"/>
-        </w:rPr>
-      </w:pPr>
-      <w:r>
-        <w:rPr>
-          <w:highlight w:val="yellow"/>
-        </w:rPr>
-        <w:t>Cost effectiness , I think, ends up supporting fewer screens than my clinical-outcomes approach so that sounds about right</w:t>
-      </w:r>
-    </w:p>
-    <w:p>
-      <w:pPr>
-        <w:pStyle w:val="ListParagraph"/>
-        <w:numPr>
-          <w:ilvl w:val="0"/>
-          <w:numId w:val="1"/>
-        </w:numPr>
-        <w:rPr>
-          <w:highlight w:val="yellow"/>
-        </w:rPr>
-      </w:pPr>
-      <w:r>
-        <w:rPr>
-          <w:highlight w:val="yellow"/>
-        </w:rPr>
-        <w:t>It cites vacc. Uptake in England at &gt;70% which was a fair assumption when the paper was written but not anymore. Our analysis with a range of vaccine uptakes then is more robust to this, and designed wit this robustness in mind</w:t>
+        <w:t xml:space="preserve">For cohorts offered </w:t>
+      </w:r>
+      <w:proofErr w:type="spellStart"/>
+      <w:r>
+        <w:rPr>
+          <w:highlight w:val="yellow"/>
+        </w:rPr>
+        <w:t>nonavelent</w:t>
+      </w:r>
+      <w:proofErr w:type="spellEnd"/>
+      <w:r>
+        <w:rPr>
+          <w:highlight w:val="yellow"/>
+        </w:rPr>
+        <w:t>, 4LS is cost effective</w:t>
+      </w:r>
+    </w:p>
+    <w:p>
+      <w:pPr>
+        <w:pStyle w:val="ListParagraph"/>
+        <w:numPr>
+          <w:ilvl w:val="0"/>
+          <w:numId w:val="1"/>
+        </w:numPr>
+        <w:rPr>
+          <w:highlight w:val="yellow"/>
+        </w:rPr>
+      </w:pPr>
+      <w:r>
+        <w:rPr>
+          <w:highlight w:val="yellow"/>
+        </w:rPr>
+        <w:t xml:space="preserve">Cost </w:t>
+      </w:r>
+      <w:proofErr w:type="spellStart"/>
+      <w:proofErr w:type="gramStart"/>
+      <w:r>
+        <w:rPr>
+          <w:highlight w:val="yellow"/>
+        </w:rPr>
+        <w:t>effectiness</w:t>
+      </w:r>
+      <w:proofErr w:type="spellEnd"/>
+      <w:r>
+        <w:rPr>
+          <w:highlight w:val="yellow"/>
+        </w:rPr>
+        <w:t xml:space="preserve"> ,</w:t>
+      </w:r>
+      <w:proofErr w:type="gramEnd"/>
+      <w:r>
+        <w:rPr>
+          <w:highlight w:val="yellow"/>
+        </w:rPr>
+        <w:t xml:space="preserve"> I think, ends up supporting fewer screens than my clinical-outcomes approach so that sounds about right</w:t>
+      </w:r>
+    </w:p>
+    <w:p>
+      <w:pPr>
+        <w:pStyle w:val="ListParagraph"/>
+        <w:numPr>
+          <w:ilvl w:val="0"/>
+          <w:numId w:val="1"/>
+        </w:numPr>
+        <w:rPr>
+          <w:highlight w:val="yellow"/>
+        </w:rPr>
+      </w:pPr>
+      <w:r>
+        <w:rPr>
+          <w:highlight w:val="yellow"/>
+        </w:rPr>
+        <w:t xml:space="preserve">It cites </w:t>
+      </w:r>
+      <w:proofErr w:type="spellStart"/>
+      <w:r>
+        <w:rPr>
+          <w:highlight w:val="yellow"/>
+        </w:rPr>
+        <w:t>vacc</w:t>
+      </w:r>
+      <w:proofErr w:type="spellEnd"/>
+      <w:r>
+        <w:rPr>
+          <w:highlight w:val="yellow"/>
+        </w:rPr>
+        <w:t xml:space="preserve">. Uptake in England at &gt;70% which was a fair assumption when the paper was written but not anymore. Our analysis with a range of vaccine uptakes then is more robust to this, and designed </w:t>
+      </w:r>
+      <w:proofErr w:type="spellStart"/>
+      <w:r>
+        <w:rPr>
+          <w:highlight w:val="yellow"/>
+        </w:rPr>
+        <w:t>wit</w:t>
+      </w:r>
+      <w:proofErr w:type="spellEnd"/>
+      <w:r>
+        <w:rPr>
+          <w:highlight w:val="yellow"/>
+        </w:rPr>
+        <w:t xml:space="preserve"> this robustness in mind</w:t>
       </w:r>
     </w:p>
     <w:p>
@@ -1352,7 +1818,31 @@
         </w:numPr>
       </w:pPr>
       <w:r>
-        <w:t>“substantial reduction in cervical cnacer and incidence of CIN3 in young women after the introduction of the HPV immunisation programme in England, especially in individuals who were offered the vaccine at age 12-13 years”</w:t>
+        <w:t>“</w:t>
+      </w:r>
+      <w:proofErr w:type="gramStart"/>
+      <w:r>
+        <w:t>substantial</w:t>
+      </w:r>
+      <w:proofErr w:type="gramEnd"/>
+      <w:r>
+        <w:t xml:space="preserve"> reduction in cervical </w:t>
+      </w:r>
+      <w:proofErr w:type="spellStart"/>
+      <w:r>
+        <w:t>cnacer</w:t>
+      </w:r>
+      <w:proofErr w:type="spellEnd"/>
+      <w:r>
+        <w:t xml:space="preserve"> and incidence of CIN3 in young women after the introduction of the HPV immunisation programme in England, especially in individuals who were offered the vaccine at age 12-13 </w:t>
+      </w:r>
+      <w:proofErr w:type="spellStart"/>
+      <w:r>
+        <w:t>years</w:t>
+      </w:r>
+      <w:proofErr w:type="spellEnd"/>
+      <w:r>
+        <w:t>”</w:t>
       </w:r>
     </w:p>
     <w:p>
@@ -1373,19 +1863,7 @@
           <w:rPr>
             <w:rStyle w:val="Hyperlink"/>
           </w:rPr>
-          <w:t>https://doi.org/</w:t>
-        </w:r>
-        <w:r>
-          <w:rPr>
-            <w:rStyle w:val="Hyperlink"/>
-          </w:rPr>
-          <w:t>1</w:t>
-        </w:r>
-        <w:r>
-          <w:rPr>
-            <w:rStyle w:val="Hyperlink"/>
-          </w:rPr>
-          <w:t>0.1016/j.lanwpc.2024.101018</w:t>
+          <w:t>https://doi.org/10.1016/j.lanwpc.2024.101018</w:t>
         </w:r>
       </w:hyperlink>
       <w:r>
@@ -1413,19 +1891,59 @@
         </w:numPr>
       </w:pPr>
       <w:r>
-        <w:t>Cost effectiveness analysis in Japan, using a microsimualtion model</w:t>
-      </w:r>
-    </w:p>
-    <w:p>
-      <w:pPr>
-        <w:pStyle w:val="ListParagraph"/>
-        <w:numPr>
-          <w:ilvl w:val="0"/>
-          <w:numId w:val="1"/>
-        </w:numPr>
-      </w:pPr>
-      <w:r>
-        <w:t>While it does look at a range of screening and vaccination strats, it is really all about picking DNA over other options for primnary screening (and picking apprioriate followup), and like other studies (or study?) on this list, while it does conclude we need less screening intensity, that is only combined with a different (more effective) test so is a different thing to what I am thinking about here. It also is not thinking about different screening intervals for vaccinated individuals or cohorts.</w:t>
+        <w:t xml:space="preserve">Cost effectiveness analysis in Japan, using a </w:t>
+      </w:r>
+      <w:proofErr w:type="spellStart"/>
+      <w:r>
+        <w:t>microsimualtion</w:t>
+      </w:r>
+      <w:proofErr w:type="spellEnd"/>
+      <w:r>
+        <w:t xml:space="preserve"> model</w:t>
+      </w:r>
+    </w:p>
+    <w:p>
+      <w:pPr>
+        <w:pStyle w:val="ListParagraph"/>
+        <w:numPr>
+          <w:ilvl w:val="0"/>
+          <w:numId w:val="1"/>
+        </w:numPr>
+      </w:pPr>
+      <w:r>
+        <w:t xml:space="preserve">While it does look at a range of screening and vaccination </w:t>
+      </w:r>
+      <w:proofErr w:type="spellStart"/>
+      <w:r>
+        <w:t>strats</w:t>
+      </w:r>
+      <w:proofErr w:type="spellEnd"/>
+      <w:r>
+        <w:t xml:space="preserve">, it is really all about picking DNA over other options for </w:t>
+      </w:r>
+      <w:proofErr w:type="spellStart"/>
+      <w:r>
+        <w:t>primnary</w:t>
+      </w:r>
+      <w:proofErr w:type="spellEnd"/>
+      <w:r>
+        <w:t xml:space="preserve"> screening (and picking </w:t>
+      </w:r>
+      <w:proofErr w:type="spellStart"/>
+      <w:r>
+        <w:t>apprioriate</w:t>
+      </w:r>
+      <w:proofErr w:type="spellEnd"/>
+      <w:r>
+        <w:t xml:space="preserve"> </w:t>
+      </w:r>
+      <w:proofErr w:type="spellStart"/>
+      <w:r>
+        <w:t>followup</w:t>
+      </w:r>
+      <w:proofErr w:type="spellEnd"/>
+      <w:r>
+        <w:t>), and like other studies (or study?) on this list, while it does conclude we need less screening intensity, that is only combined with a different (more effective) test so is a different thing to what I am thinking about here. It also is not thinking about different screening intervals for vaccinated individuals or cohorts.</w:t>
       </w:r>
     </w:p>
     <w:p>
@@ -1504,35 +2022,7 @@
             <w:rStyle w:val="Hyperlink"/>
             <w:highlight w:val="yellow"/>
           </w:rPr>
-          <w:t>https://do</w:t>
-        </w:r>
-        <w:r>
-          <w:rPr>
-            <w:rStyle w:val="Hyperlink"/>
-            <w:highlight w:val="yellow"/>
-          </w:rPr>
-          <w:t>i</w:t>
-        </w:r>
-        <w:r>
-          <w:rPr>
-            <w:rStyle w:val="Hyperlink"/>
-            <w:highlight w:val="yellow"/>
-          </w:rPr>
-          <w:t>.org/10.1</w:t>
-        </w:r>
-        <w:r>
-          <w:rPr>
-            <w:rStyle w:val="Hyperlink"/>
-            <w:highlight w:val="yellow"/>
-          </w:rPr>
-          <w:t>1</w:t>
-        </w:r>
-        <w:r>
-          <w:rPr>
-            <w:rStyle w:val="Hyperlink"/>
-            <w:highlight w:val="yellow"/>
-          </w:rPr>
-          <w:t>86/s12916-022-02631-7</w:t>
+          <w:t>https://doi.org/10.1186/s12916-022-02631-7</w:t>
         </w:r>
       </w:hyperlink>
     </w:p>
@@ -1593,7 +2083,21 @@
         <w:rPr>
           <w:highlight w:val="yellow"/>
         </w:rPr>
-        <w:t xml:space="preserve">Looks at the harms-benefits ratio of sxcrening through the metric of number of women needed to refer to prevent one CC death (NNR). </w:t>
+        <w:t xml:space="preserve">Looks at the harms-benefits ratio of </w:t>
+      </w:r>
+      <w:proofErr w:type="spellStart"/>
+      <w:r>
+        <w:rPr>
+          <w:highlight w:val="yellow"/>
+        </w:rPr>
+        <w:t>sxcrening</w:t>
+      </w:r>
+      <w:proofErr w:type="spellEnd"/>
+      <w:r>
+        <w:rPr>
+          <w:highlight w:val="yellow"/>
+        </w:rPr>
+        <w:t xml:space="preserve"> through the metric of number of women needed to refer to prevent one CC death (NNR). </w:t>
       </w:r>
     </w:p>
     <w:p>
@@ -1706,7 +2210,21 @@
         <w:rPr>
           <w:highlight w:val="yellow"/>
         </w:rPr>
-        <w:t xml:space="preserve">This recent paper is looking at the prospects of (population-wise) cervical cancer elimination in Enlgand. In a way our work extends this, as our elimination analysis consists of an investigation into how (if at all) our alternative screening propositions affect elimination outcomes. The answer is that they do not change elimination projections in any meaningful way, for the algorithms we have suggested as good options </w:t>
+        <w:t xml:space="preserve">This recent paper is looking at the prospects of (population-wise) cervical cancer elimination in </w:t>
+      </w:r>
+      <w:proofErr w:type="spellStart"/>
+      <w:r>
+        <w:rPr>
+          <w:highlight w:val="yellow"/>
+        </w:rPr>
+        <w:t>Enlgand</w:t>
+      </w:r>
+      <w:proofErr w:type="spellEnd"/>
+      <w:r>
+        <w:rPr>
+          <w:highlight w:val="yellow"/>
+        </w:rPr>
+        <w:t xml:space="preserve">. In a way our work extends this, as our elimination analysis consists of an investigation into how (if at all) our alternative screening propositions affect elimination outcomes. The answer is that they do not change elimination projections in any meaningful way, for the algorithms we have suggested as good options </w:t>
       </w:r>
     </w:p>
     <w:p>
@@ -1742,25 +2260,61 @@
         <w:rPr>
           <w:highlight w:val="yellow"/>
         </w:rPr>
-        <w:t>They use a compartmental moidel</w:t>
-      </w:r>
-    </w:p>
-    <w:p>
-      <w:pPr>
-        <w:pStyle w:val="ListParagraph"/>
-        <w:numPr>
-          <w:ilvl w:val="0"/>
-          <w:numId w:val="1"/>
-        </w:numPr>
-        <w:rPr>
-          <w:highlight w:val="yellow"/>
-        </w:rPr>
-      </w:pPr>
-      <w:r>
-        <w:rPr>
-          <w:highlight w:val="yellow"/>
-        </w:rPr>
-        <w:t>They suggest that to achieve elimination by 2040 we need more followup/better adhereance, etc; importantly, our suggested changes do not contradict any of the things they suggest should happen</w:t>
+        <w:t xml:space="preserve">They use a compartmental </w:t>
+      </w:r>
+      <w:proofErr w:type="spellStart"/>
+      <w:r>
+        <w:rPr>
+          <w:highlight w:val="yellow"/>
+        </w:rPr>
+        <w:t>moidel</w:t>
+      </w:r>
+      <w:proofErr w:type="spellEnd"/>
+    </w:p>
+    <w:p>
+      <w:pPr>
+        <w:pStyle w:val="ListParagraph"/>
+        <w:numPr>
+          <w:ilvl w:val="0"/>
+          <w:numId w:val="1"/>
+        </w:numPr>
+        <w:rPr>
+          <w:highlight w:val="yellow"/>
+        </w:rPr>
+      </w:pPr>
+      <w:r>
+        <w:rPr>
+          <w:highlight w:val="yellow"/>
+        </w:rPr>
+        <w:t xml:space="preserve">They suggest that to achieve elimination by 2040 we need more </w:t>
+      </w:r>
+      <w:proofErr w:type="spellStart"/>
+      <w:r>
+        <w:rPr>
+          <w:highlight w:val="yellow"/>
+        </w:rPr>
+        <w:t>followup</w:t>
+      </w:r>
+      <w:proofErr w:type="spellEnd"/>
+      <w:r>
+        <w:rPr>
+          <w:highlight w:val="yellow"/>
+        </w:rPr>
+        <w:t xml:space="preserve">/better </w:t>
+      </w:r>
+      <w:proofErr w:type="spellStart"/>
+      <w:r>
+        <w:rPr>
+          <w:highlight w:val="yellow"/>
+        </w:rPr>
+        <w:t>adhereance</w:t>
+      </w:r>
+      <w:proofErr w:type="spellEnd"/>
+      <w:r>
+        <w:rPr>
+          <w:highlight w:val="yellow"/>
+        </w:rPr>
+        <w:t>, etc; importantly, our suggested changes do not contradict any of the things they suggest should happen</w:t>
       </w:r>
     </w:p>
     <w:p>
@@ -1769,19 +2323,7 @@
           <w:rPr>
             <w:rStyle w:val="Hyperlink"/>
           </w:rPr>
-          <w:t>https://doi.org/10.</w:t>
-        </w:r>
-        <w:r>
-          <w:rPr>
-            <w:rStyle w:val="Hyperlink"/>
-          </w:rPr>
-          <w:t>1</w:t>
-        </w:r>
-        <w:r>
-          <w:rPr>
-            <w:rStyle w:val="Hyperlink"/>
-          </w:rPr>
-          <w:t>186/s12879-017-2592-5</w:t>
+          <w:t>https://doi.org/10.1186/s12879-017-2592-5</w:t>
         </w:r>
       </w:hyperlink>
     </w:p>
@@ -1818,22 +2360,35 @@
         </w:numPr>
       </w:pPr>
       <w:r>
-        <w:t xml:space="preserve">Metrics: </w:t>
-      </w:r>
-      <w:r>
-        <w:t>number of cases of cervical cancer, genital warts, and deaths from cervical cancer prevented, as well as the lifetime cost and QALYs gained.</w:t>
-      </w:r>
-    </w:p>
-    <w:p>
-      <w:pPr>
-        <w:pStyle w:val="ListParagraph"/>
-        <w:numPr>
-          <w:ilvl w:val="0"/>
-          <w:numId w:val="1"/>
-        </w:numPr>
-      </w:pPr>
-      <w:r>
-        <w:t>This paper is about picking the right vaccination approach in context of a small selection of possible screening stratefies (looking at different modealities and pathways), not looking at different intervals, so it is something a bit different</w:t>
+        <w:t>Metrics: number of cases of cervical cancer, genital warts, and deaths from cervical cancer prevented, as well as the lifetime cost and QALYs gained.</w:t>
+      </w:r>
+    </w:p>
+    <w:p>
+      <w:pPr>
+        <w:pStyle w:val="ListParagraph"/>
+        <w:numPr>
+          <w:ilvl w:val="0"/>
+          <w:numId w:val="1"/>
+        </w:numPr>
+      </w:pPr>
+      <w:r>
+        <w:t xml:space="preserve">This paper is about picking the right vaccination approach in context of a small selection of possible screening </w:t>
+      </w:r>
+      <w:proofErr w:type="spellStart"/>
+      <w:r>
+        <w:t>stratefies</w:t>
+      </w:r>
+      <w:proofErr w:type="spellEnd"/>
+      <w:r>
+        <w:t xml:space="preserve"> (looking at different </w:t>
+      </w:r>
+      <w:proofErr w:type="spellStart"/>
+      <w:r>
+        <w:t>modealities</w:t>
+      </w:r>
+      <w:proofErr w:type="spellEnd"/>
+      <w:r>
+        <w:t xml:space="preserve"> and pathways), not looking at different intervals, so it is something a bit different</w:t>
       </w:r>
     </w:p>
     <w:p>
@@ -1913,7 +2468,15 @@
         </w:numPr>
       </w:pPr>
       <w:r>
-        <w:t>100% reduction in cervical cancer mortality in women aged 20-24 between 2020 and 2024 (when vacc coverage for that cohort was close to 0.9</w:t>
+        <w:t xml:space="preserve">100% reduction in cervical cancer mortality in women aged 20-24 between 2020 and 2024 (when </w:t>
+      </w:r>
+      <w:proofErr w:type="spellStart"/>
+      <w:r>
+        <w:t>vacc</w:t>
+      </w:r>
+      <w:proofErr w:type="spellEnd"/>
+      <w:r>
+        <w:t xml:space="preserve"> coverage for that cohort was close to 0.9</w:t>
       </w:r>
       <w:r>
         <w:t>%</w:t>
@@ -1968,8 +2531,38 @@
         <w:rPr>
           <w:highlight w:val="yellow"/>
         </w:rPr>
-        <w:t>This study gives intervals that work just for the vaccinated and just for the unvaccinated, i..e looking at them seperaetely</w:t>
-      </w:r>
+        <w:t xml:space="preserve">This study gives intervals that work just for the vaccinated and just for the unvaccinated, </w:t>
+      </w:r>
+      <w:proofErr w:type="spellStart"/>
+      <w:proofErr w:type="gramStart"/>
+      <w:r>
+        <w:rPr>
+          <w:highlight w:val="yellow"/>
+        </w:rPr>
+        <w:t>i</w:t>
+      </w:r>
+      <w:proofErr w:type="spellEnd"/>
+      <w:r>
+        <w:rPr>
+          <w:highlight w:val="yellow"/>
+        </w:rPr>
+        <w:t>..e</w:t>
+      </w:r>
+      <w:proofErr w:type="gramEnd"/>
+      <w:r>
+        <w:rPr>
+          <w:highlight w:val="yellow"/>
+        </w:rPr>
+        <w:t xml:space="preserve"> looking at them </w:t>
+      </w:r>
+      <w:proofErr w:type="spellStart"/>
+      <w:r>
+        <w:rPr>
+          <w:highlight w:val="yellow"/>
+        </w:rPr>
+        <w:t>seperaetely</w:t>
+      </w:r>
+      <w:proofErr w:type="spellEnd"/>
     </w:p>
     <w:p>
       <w:pPr>
@@ -2056,7 +2649,23 @@
         </w:numPr>
       </w:pPr>
       <w:r>
-        <w:t>Looks at the optimal cohort-wise screening in the US again, and also from a cost-effeictveness perspective</w:t>
+        <w:t xml:space="preserve">Looks at the optimal cohort-wise screening in the US again, </w:t>
+      </w:r>
+      <w:proofErr w:type="gramStart"/>
+      <w:r>
+        <w:t>and also</w:t>
+      </w:r>
+      <w:proofErr w:type="gramEnd"/>
+      <w:r>
+        <w:t xml:space="preserve"> from a cost-</w:t>
+      </w:r>
+      <w:proofErr w:type="spellStart"/>
+      <w:r>
+        <w:t>effeictveness</w:t>
+      </w:r>
+      <w:proofErr w:type="spellEnd"/>
+      <w:r>
+        <w:t xml:space="preserve"> perspective</w:t>
       </w:r>
     </w:p>
     <w:p>
@@ -2096,19 +2705,35 @@
         </w:numPr>
       </w:pPr>
       <w:r>
-        <w:t>5 yearly for unvacc, 8-yearly for 2/4-valent cohort, 10-yearly for 9-valent cohort</w:t>
-      </w:r>
-    </w:p>
-    <w:p>
-      <w:pPr>
-        <w:pStyle w:val="ListParagraph"/>
-        <w:numPr>
-          <w:ilvl w:val="0"/>
-          <w:numId w:val="1"/>
-        </w:numPr>
-      </w:pPr>
-      <w:r>
-        <w:t>A USA study, where they have 50-65% vacc uptake</w:t>
+        <w:t xml:space="preserve">5 yearly for </w:t>
+      </w:r>
+      <w:proofErr w:type="spellStart"/>
+      <w:r>
+        <w:t>unvacc</w:t>
+      </w:r>
+      <w:proofErr w:type="spellEnd"/>
+      <w:r>
+        <w:t>, 8-yearly for 2/4-valent cohort, 10-yearly for 9-valent cohort</w:t>
+      </w:r>
+    </w:p>
+    <w:p>
+      <w:pPr>
+        <w:pStyle w:val="ListParagraph"/>
+        <w:numPr>
+          <w:ilvl w:val="0"/>
+          <w:numId w:val="1"/>
+        </w:numPr>
+      </w:pPr>
+      <w:r>
+        <w:t xml:space="preserve">A USA study, where they have 50-65% </w:t>
+      </w:r>
+      <w:proofErr w:type="spellStart"/>
+      <w:r>
+        <w:t>vacc</w:t>
+      </w:r>
+      <w:proofErr w:type="spellEnd"/>
+      <w:r>
+        <w:t xml:space="preserve"> uptake</w:t>
       </w:r>
     </w:p>
     <w:p>
@@ -2179,8 +2804,13 @@
           <w:numId w:val="1"/>
         </w:numPr>
       </w:pPr>
-      <w:r>
-        <w:t>Sensitivty analysis was done on the cost modelling parameters, not the disease modelling</w:t>
+      <w:proofErr w:type="spellStart"/>
+      <w:r>
+        <w:t>Sensitivty</w:t>
+      </w:r>
+      <w:proofErr w:type="spellEnd"/>
+      <w:r>
+        <w:t xml:space="preserve"> analysis was done on the cost modelling parameters, not the disease modelling</w:t>
       </w:r>
     </w:p>
     <w:p>
@@ -2332,40 +2962,132 @@
         <w:rPr>
           <w:highlight w:val="yellow"/>
         </w:rPr>
-        <w:t>Considered screening interval varying from 5 to 20 years (similar to us) and a range of possible start ages (we do not consider this)</w:t>
-      </w:r>
-    </w:p>
-    <w:p>
-      <w:pPr>
-        <w:pStyle w:val="ListParagraph"/>
-        <w:numPr>
-          <w:ilvl w:val="0"/>
-          <w:numId w:val="1"/>
-        </w:numPr>
-        <w:rPr>
-          <w:highlight w:val="yellow"/>
-        </w:rPr>
-      </w:pPr>
-      <w:r>
-        <w:rPr>
-          <w:highlight w:val="yellow"/>
-        </w:rPr>
-        <w:t>Finds 8 LS for pre-vacc cohort and 3 for vaccinated women, but when herd immunity level increases, the ICER (incremental cost effectiveness ratio) of screening vacc-wise rather than cohort-wise increases to beyond what is considered good in the netherlands</w:t>
-      </w:r>
-    </w:p>
-    <w:p>
-      <w:pPr>
-        <w:pStyle w:val="ListParagraph"/>
-        <w:numPr>
-          <w:ilvl w:val="0"/>
-          <w:numId w:val="1"/>
-        </w:numPr>
-      </w:pPr>
-      <w:r>
-        <w:rPr>
-          <w:highlight w:val="yellow"/>
-        </w:rPr>
-        <w:t>At herd immunity level of &gt;=50% (that is, CC risk for unvacc vacc-elig women is reduced by at least 50%), screening intensity based on pre-vaccination status is cost-ineffective for unvaccinated women and therefore reduced screening is appropriate for them ; this supports the</w:t>
+        <w:t>Considered screening interval varying from 5 to 20 years (</w:t>
+      </w:r>
+      <w:proofErr w:type="gramStart"/>
+      <w:r>
+        <w:rPr>
+          <w:highlight w:val="yellow"/>
+        </w:rPr>
+        <w:t>similar to</w:t>
+      </w:r>
+      <w:proofErr w:type="gramEnd"/>
+      <w:r>
+        <w:rPr>
+          <w:highlight w:val="yellow"/>
+        </w:rPr>
+        <w:t xml:space="preserve"> us) and a range of possible start ages (we do not consider this)</w:t>
+      </w:r>
+    </w:p>
+    <w:p>
+      <w:pPr>
+        <w:pStyle w:val="ListParagraph"/>
+        <w:numPr>
+          <w:ilvl w:val="0"/>
+          <w:numId w:val="1"/>
+        </w:numPr>
+        <w:rPr>
+          <w:highlight w:val="yellow"/>
+        </w:rPr>
+      </w:pPr>
+      <w:r>
+        <w:rPr>
+          <w:highlight w:val="yellow"/>
+        </w:rPr>
+        <w:t>Finds 8 LS for pre-</w:t>
+      </w:r>
+      <w:proofErr w:type="spellStart"/>
+      <w:r>
+        <w:rPr>
+          <w:highlight w:val="yellow"/>
+        </w:rPr>
+        <w:t>vacc</w:t>
+      </w:r>
+      <w:proofErr w:type="spellEnd"/>
+      <w:r>
+        <w:rPr>
+          <w:highlight w:val="yellow"/>
+        </w:rPr>
+        <w:t xml:space="preserve"> cohort and 3 for vaccinated women, but when herd immunity level increases, the ICER (incremental cost effectiveness ratio) of screening </w:t>
+      </w:r>
+      <w:proofErr w:type="spellStart"/>
+      <w:r>
+        <w:rPr>
+          <w:highlight w:val="yellow"/>
+        </w:rPr>
+        <w:t>vacc</w:t>
+      </w:r>
+      <w:proofErr w:type="spellEnd"/>
+      <w:r>
+        <w:rPr>
+          <w:highlight w:val="yellow"/>
+        </w:rPr>
+        <w:t xml:space="preserve">-wise rather than cohort-wise increases to beyond what is considered good in the </w:t>
+      </w:r>
+      <w:proofErr w:type="spellStart"/>
+      <w:r>
+        <w:rPr>
+          <w:highlight w:val="yellow"/>
+        </w:rPr>
+        <w:t>netherlands</w:t>
+      </w:r>
+      <w:proofErr w:type="spellEnd"/>
+    </w:p>
+    <w:p>
+      <w:pPr>
+        <w:pStyle w:val="ListParagraph"/>
+        <w:numPr>
+          <w:ilvl w:val="0"/>
+          <w:numId w:val="1"/>
+        </w:numPr>
+      </w:pPr>
+      <w:r>
+        <w:rPr>
+          <w:highlight w:val="yellow"/>
+        </w:rPr>
+        <w:t xml:space="preserve">At herd immunity level of &gt;=50% (that is, CC risk for </w:t>
+      </w:r>
+      <w:proofErr w:type="spellStart"/>
+      <w:r>
+        <w:rPr>
+          <w:highlight w:val="yellow"/>
+        </w:rPr>
+        <w:t>unvacc</w:t>
+      </w:r>
+      <w:proofErr w:type="spellEnd"/>
+      <w:r>
+        <w:rPr>
+          <w:highlight w:val="yellow"/>
+        </w:rPr>
+        <w:t xml:space="preserve"> </w:t>
+      </w:r>
+      <w:proofErr w:type="spellStart"/>
+      <w:r>
+        <w:rPr>
+          <w:highlight w:val="yellow"/>
+        </w:rPr>
+        <w:t>vacc-elig</w:t>
+      </w:r>
+      <w:proofErr w:type="spellEnd"/>
+      <w:r>
+        <w:rPr>
+          <w:highlight w:val="yellow"/>
+        </w:rPr>
+        <w:t xml:space="preserve"> women is reduced by at least 50%), screening intensity based on pre-vaccination status is cost-ineffective for unvaccinated women and therefore reduced screening is appropriate for </w:t>
+      </w:r>
+      <w:proofErr w:type="gramStart"/>
+      <w:r>
+        <w:rPr>
+          <w:highlight w:val="yellow"/>
+        </w:rPr>
+        <w:t>them ;</w:t>
+      </w:r>
+      <w:proofErr w:type="gramEnd"/>
+      <w:r>
+        <w:rPr>
+          <w:highlight w:val="yellow"/>
+        </w:rPr>
+        <w:t xml:space="preserve"> this supports the</w:t>
       </w:r>
       <w:r>
         <w:t xml:space="preserve"> use of cohort-based screening when there is sufficiently large uptake</w:t>
@@ -2442,19 +3164,51 @@
       </w:pPr>
       <w:r>
         <w:lastRenderedPageBreak/>
-        <w:t>They also tested changing the start age for screening and risk-based invitations to screening (the dutch system is a bit different to the UK’s with a more complex way screening can be initiated so that last thing is not really UK-relevant)</w:t>
-      </w:r>
-    </w:p>
-    <w:p>
-      <w:pPr>
-        <w:pStyle w:val="ListParagraph"/>
-        <w:numPr>
-          <w:ilvl w:val="0"/>
-          <w:numId w:val="1"/>
-        </w:numPr>
-      </w:pPr>
-      <w:r>
-        <w:t>They also looked at NMB for a deintensitfied screening for everyone (‘fully risk based’) where those who test HPV negative always have 10-yearly intervals. This is something we consider here too actually so it is nice that we have it as something we have modelled (and determined as a bad idea) – while their analysis does show this may be economical nonetheless (fair enough, as already said economic analysis typically allows a bit more bad outcome than this one)</w:t>
+        <w:t xml:space="preserve">They also tested changing the start age for screening and risk-based invitations to screening (the </w:t>
+      </w:r>
+      <w:proofErr w:type="spellStart"/>
+      <w:r>
+        <w:t>dutch</w:t>
+      </w:r>
+      <w:proofErr w:type="spellEnd"/>
+      <w:r>
+        <w:t xml:space="preserve"> system is a bit different to the </w:t>
+      </w:r>
+      <w:proofErr w:type="gramStart"/>
+      <w:r>
+        <w:t>UK’s</w:t>
+      </w:r>
+      <w:proofErr w:type="gramEnd"/>
+      <w:r>
+        <w:t xml:space="preserve"> with a more complex way screening can be initiated so that last thing is not </w:t>
+      </w:r>
+      <w:proofErr w:type="gramStart"/>
+      <w:r>
+        <w:t>really UK-relevant</w:t>
+      </w:r>
+      <w:proofErr w:type="gramEnd"/>
+      <w:r>
+        <w:t>)</w:t>
+      </w:r>
+    </w:p>
+    <w:p>
+      <w:pPr>
+        <w:pStyle w:val="ListParagraph"/>
+        <w:numPr>
+          <w:ilvl w:val="0"/>
+          <w:numId w:val="1"/>
+        </w:numPr>
+      </w:pPr>
+      <w:r>
+        <w:t xml:space="preserve">They also looked at NMB for a </w:t>
+      </w:r>
+      <w:proofErr w:type="spellStart"/>
+      <w:r>
+        <w:t>deintensitfied</w:t>
+      </w:r>
+      <w:proofErr w:type="spellEnd"/>
+      <w:r>
+        <w:t xml:space="preserve"> screening for everyone (‘fully risk based’) where those who test HPV negative always have 10-yearly intervals. This is something we consider here too actually so it is nice that we have it as something we have modelled (and determined as a bad idea) – while their analysis does show this may be economical nonetheless (fair enough, as already said economic analysis typically allows a bit more bad outcome than this one)</w:t>
       </w:r>
     </w:p>
     <w:p/>
@@ -2477,31 +3231,7 @@
           <w:rPr>
             <w:rStyle w:val="Hyperlink"/>
           </w:rPr>
-          <w:t>https://sti.bmj.com/content/sex</w:t>
-        </w:r>
-        <w:r>
-          <w:rPr>
-            <w:rStyle w:val="Hyperlink"/>
-          </w:rPr>
-          <w:t>t</w:t>
-        </w:r>
-        <w:r>
-          <w:rPr>
-            <w:rStyle w:val="Hyperlink"/>
-          </w:rPr>
-          <w:t>rans/88/3/21</w:t>
-        </w:r>
-        <w:r>
-          <w:rPr>
-            <w:rStyle w:val="Hyperlink"/>
-          </w:rPr>
-          <w:t>2</w:t>
-        </w:r>
-        <w:r>
-          <w:rPr>
-            <w:rStyle w:val="Hyperlink"/>
-          </w:rPr>
-          <w:t>.full.pdf</w:t>
+          <w:t>https://sti.bmj.com/content/sextrans/88/3/212.full.pdf</w:t>
         </w:r>
       </w:hyperlink>
     </w:p>
@@ -2530,19 +3260,7 @@
           <w:rPr>
             <w:rStyle w:val="Hyperlink"/>
           </w:rPr>
-          <w:t>https:</w:t>
-        </w:r>
-        <w:r>
-          <w:rPr>
-            <w:rStyle w:val="Hyperlink"/>
-          </w:rPr>
-          <w:t>/</w:t>
-        </w:r>
-        <w:r>
-          <w:rPr>
-            <w:rStyle w:val="Hyperlink"/>
-          </w:rPr>
-          <w:t>/doi.org/10.1093/infdis/jix057</w:t>
+          <w:t>https://doi.org/10.1093/infdis/jix057</w:t>
         </w:r>
       </w:hyperlink>
     </w:p>
@@ -2569,29 +3287,268 @@
     </w:p>
     <w:p>
       <w:r>
-        <w:t>Our findings align with modelling studies that have established in a range of settings (including USA \cite{Kim2017-fi, De_Bondt2026-jo}, Norway \cite{Portnoy2024, Pedersen2018}, the Netherlands \cite{Kaljouw2022, Jansen2022-qg, Naber2016-pn}, Hong Kong \cite{Choi2023} and England \cite{Landy2017, Simms2016-fp}) that reduced screening is appropriate for vaccinated and/or vaccine-eligible individuals. To date, the literature often focussses on economic analyses of cohort-based approaches \cite{Choi2023}. Previous analyses into suggested screening intensitity for vaccinated individuals has also been performed either focussing on vaccinated individuals in isolation, or focussing on the full population (of which vaccinated individuals form a subpopulation), rather than performing equity analysis on various subpopulations and over time \cite{Pedersen2018, Landy2017}. While it has been identified that any cohort-based screening strategy must be adjusted to changing vaccine-uptake \cite{Choi2023, Simms2016-fp}, studies often assume a single vaccine uptake level meaning the robustness of various screening algorithms to reduced or increased vaccine uptake (particularly from a subpopulation perspective) is unclear. This is particularly the case for analyses in the English setting, where the sharp decline in HPV vaccine uptake in recent years (Figure \ref{fig:vaccineUptake}) invalidate older assumptions of &gt;70\% uptake \cite{Simms2016-fp}.</w:t>
+        <w:t>Our findings align with modelling studies that have established in a range of settings (including USA \</w:t>
+      </w:r>
+      <w:proofErr w:type="gramStart"/>
+      <w:r>
+        <w:t>cite{</w:t>
+      </w:r>
+      <w:proofErr w:type="gramEnd"/>
+      <w:r>
+        <w:t>Kim2017-fi, De_Bondt2026-jo}, Norway \</w:t>
+      </w:r>
+      <w:proofErr w:type="gramStart"/>
+      <w:r>
+        <w:t>cite{</w:t>
+      </w:r>
+      <w:proofErr w:type="gramEnd"/>
+      <w:r>
+        <w:t>Portnoy2024, Pedersen2018}, the Netherlands \</w:t>
+      </w:r>
+      <w:proofErr w:type="gramStart"/>
+      <w:r>
+        <w:t>cite{</w:t>
+      </w:r>
+      <w:proofErr w:type="gramEnd"/>
+      <w:r>
+        <w:t>Kaljouw2022, Jansen2022-qg, Naber2016-pn}, Hong Kong \</w:t>
+      </w:r>
+      <w:proofErr w:type="gramStart"/>
+      <w:r>
+        <w:t>cite{</w:t>
+      </w:r>
+      <w:proofErr w:type="gramEnd"/>
+      <w:r>
+        <w:t>Choi2023} and England \</w:t>
+      </w:r>
+      <w:proofErr w:type="gramStart"/>
+      <w:r>
+        <w:t>cite{</w:t>
+      </w:r>
+      <w:proofErr w:type="gramEnd"/>
+      <w:r>
+        <w:t xml:space="preserve">Landy2017, Simms2016-fp}) that reduced screening is appropriate for vaccinated and/or vaccine-eligible individuals. To date, the literature often </w:t>
+      </w:r>
+      <w:proofErr w:type="spellStart"/>
+      <w:r>
+        <w:t>focussses</w:t>
+      </w:r>
+      <w:proofErr w:type="spellEnd"/>
+      <w:r>
+        <w:t xml:space="preserve"> on economic analyses of cohort-based approaches \</w:t>
+      </w:r>
+      <w:proofErr w:type="gramStart"/>
+      <w:r>
+        <w:t>cite{</w:t>
+      </w:r>
+      <w:proofErr w:type="gramEnd"/>
+      <w:r>
+        <w:t xml:space="preserve">Choi2023}. Previous analyses into suggested screening </w:t>
+      </w:r>
+      <w:proofErr w:type="spellStart"/>
+      <w:r>
+        <w:t>intensitity</w:t>
+      </w:r>
+      <w:proofErr w:type="spellEnd"/>
+      <w:r>
+        <w:t xml:space="preserve"> for vaccinated individuals has also been performed either focussing on vaccinated individuals in </w:t>
+      </w:r>
+      <w:proofErr w:type="gramStart"/>
+      <w:r>
+        <w:t>isolation, or</w:t>
+      </w:r>
+      <w:proofErr w:type="gramEnd"/>
+      <w:r>
+        <w:t xml:space="preserve"> focussing on the full population (of which vaccinated individuals form a subpopulation), rather than performing equity analysis on various subpopulations and over time \</w:t>
+      </w:r>
+      <w:proofErr w:type="gramStart"/>
+      <w:r>
+        <w:t>cite{</w:t>
+      </w:r>
+      <w:proofErr w:type="gramEnd"/>
+      <w:r>
+        <w:t>Pedersen2018, Landy2017}. While it has been identified that any cohort-based screening strategy must be adjusted to changing vaccine-uptake \</w:t>
+      </w:r>
+      <w:proofErr w:type="gramStart"/>
+      <w:r>
+        <w:t>cite{</w:t>
+      </w:r>
+      <w:proofErr w:type="gramEnd"/>
+      <w:r>
+        <w:t>Choi2023, Simms2016-fp}, studies often assume a single vaccine uptake level meaning the robustness of various screening algorithms to reduced or increased vaccine uptake (particularly from a subpopulation perspective) is unclear. This is particularly the case for analyses in the English setting, where the sharp decline in HPV vaccine uptake in recent years (Figure \ref{</w:t>
+      </w:r>
+      <w:proofErr w:type="spellStart"/>
+      <w:proofErr w:type="gramStart"/>
+      <w:r>
+        <w:t>fig:vaccineUptake</w:t>
+      </w:r>
+      <w:proofErr w:type="spellEnd"/>
+      <w:proofErr w:type="gramEnd"/>
+      <w:r>
+        <w:t>}) invalidate older assumptions of &gt;70\% uptake \</w:t>
+      </w:r>
+      <w:proofErr w:type="gramStart"/>
+      <w:r>
+        <w:t>cite{</w:t>
+      </w:r>
+      <w:proofErr w:type="gramEnd"/>
+      <w:r>
+        <w:t>Simms2016-fp}.</w:t>
       </w:r>
     </w:p>
     <w:p/>
     <w:p>
       <w:r>
-        <w:t xml:space="preserve">Portnoy et al. consider 5/10/15-yearly screening intervals for HPV-vaccinated cohorts in Norway, finding that de-intensified screening alongside vaccination can lower age-standardised CCI \cite{Portnoy2024}. Pedersen et al. find that 1-2 LS is sufficient for vaccinated individuals in Norway to achieve cost-effectiveness; this is fewer than our suggested 4 LS for vaccinated individuals to achieve equitable cancer outcomes \cite{Pedersen2018}. In the USA setting, Kim et al. investigated vaccinated individuals in isolation and suggest 10-yearly screening intervals for those vaccinated with the </w:t>
-      </w:r>
+        <w:t>Portnoy et al. consider 5/10/15-yearly screening intervals for HPV-vaccinated cohorts in Norway, finding that de-intensified screening alongside vaccination can lower age-standardised CCI \</w:t>
+      </w:r>
+      <w:proofErr w:type="gramStart"/>
+      <w:r>
+        <w:t>cite{</w:t>
+      </w:r>
+      <w:proofErr w:type="gramEnd"/>
+      <w:r>
+        <w:t>Portnoy2024}. Pedersen et al. find that 1-2 LS is sufficient for vaccinated individuals in Norway to achieve cost-effectiveness; this is fewer than our suggested 4 LS for vaccinated individuals to achieve equitable cancer outcomes \</w:t>
+      </w:r>
+      <w:proofErr w:type="gramStart"/>
+      <w:r>
+        <w:t>cite{</w:t>
+      </w:r>
+      <w:proofErr w:type="gramEnd"/>
+      <w:r>
+        <w:t xml:space="preserve">Pedersen2018}. In the USA setting, Kim et al. investigated vaccinated individuals in isolation and suggest 10-yearly screening intervals for those vaccinated with the </w:t>
+      </w:r>
+      <w:proofErr w:type="spellStart"/>
       <w:r>
         <w:lastRenderedPageBreak/>
-        <w:t xml:space="preserve">nonavalent vaccine; this aligns with our results \cite{Kim2017-fi}. In the English setting, using a simple model with two logical genotypes (16/18, other high risk) and calibration (randomly sampled parameters with pruning of unreasonable trajectories), Landy et al. find 2-3 LS cost-effective for vaccinated individuals, also slightly fewer than our findings \cite{Landy2017}. Similarly, Simms et al. find 4 LS for cohorts offered the nonvalent vaccine to be cost-effective in the English setting, in line with our findings that cohorts offered the vaccine should be offered approximately 2 more LS than individuals offered the vaccine, and accordingly slightly fewer than our suggested 6 LS for vaccinated cohorts \cite{Simms2016-fp}. Our analysis therefore serves as form of upper bound for acceptable screening intensitity for vaccinated and vaccine-eligible individuals, by illustrating the de-intensification which yields to negligable projected change in cervical cnacer outcomes, before taking into account the economic considerations which would be expected to suggest no more intense (and likely less intense) screening, depending on WTP thresholds. </w:t>
+        <w:t>nonavalent</w:t>
+      </w:r>
+      <w:proofErr w:type="spellEnd"/>
+      <w:r>
+        <w:t xml:space="preserve"> vaccine; this aligns with our results \</w:t>
+      </w:r>
+      <w:proofErr w:type="gramStart"/>
+      <w:r>
+        <w:t>cite{</w:t>
+      </w:r>
+      <w:proofErr w:type="gramEnd"/>
+      <w:r>
+        <w:t>Kim2017-fi}. In the English setting, using a simple model with two logical genotypes (16/18, other high risk) and calibration (randomly sampled parameters with pruning of unreasonable trajectories), Landy et al. find 2-3 LS cost-effective for vaccinated individuals, also slightly fewer than our findings \</w:t>
+      </w:r>
+      <w:proofErr w:type="gramStart"/>
+      <w:r>
+        <w:t>cite{</w:t>
+      </w:r>
+      <w:proofErr w:type="gramEnd"/>
+      <w:r>
+        <w:t>Landy2017}. Similarly, Simms et al. find 4 LS for cohorts offered the nonvalent vaccine to be cost-effective in the English setting, in line with our findings that cohorts offered the vaccine should be offered approximately 2 more LS than individuals offered the vaccine, and accordingly slightly fewer than our suggested 6 LS for vaccinated cohorts \</w:t>
+      </w:r>
+      <w:proofErr w:type="gramStart"/>
+      <w:r>
+        <w:t>cite{</w:t>
+      </w:r>
+      <w:proofErr w:type="gramEnd"/>
+      <w:r>
+        <w:t xml:space="preserve">Simms2016-fp}. Our analysis therefore serves as form of upper bound for acceptable screening </w:t>
+      </w:r>
+      <w:proofErr w:type="spellStart"/>
+      <w:r>
+        <w:t>intensitity</w:t>
+      </w:r>
+      <w:proofErr w:type="spellEnd"/>
+      <w:r>
+        <w:t xml:space="preserve"> for vaccinated and vaccine-eligible individuals, by illustrating the de-intensification which yields to </w:t>
+      </w:r>
+      <w:proofErr w:type="spellStart"/>
+      <w:r>
+        <w:t>negligable</w:t>
+      </w:r>
+      <w:proofErr w:type="spellEnd"/>
+      <w:r>
+        <w:t xml:space="preserve"> projected change in cervical </w:t>
+      </w:r>
+      <w:proofErr w:type="spellStart"/>
+      <w:r>
+        <w:t>cnacer</w:t>
+      </w:r>
+      <w:proofErr w:type="spellEnd"/>
+      <w:r>
+        <w:t xml:space="preserve"> outcomes, before taking into account the economic considerations which would be expected to suggest no more intense (and likely less intense) screening, depending on WTP thresholds. </w:t>
       </w:r>
     </w:p>
     <w:p/>
     <w:p>
       <w:r>
-        <w:t>Naber et al. conducted an analysis in the Netherlands setting to determine the herd immunity level at which tayloring screening intensity to vaccination status is no longer worth the additional effort - they find 3 LS cost-effective for the vaccinated cohort, and that at a herd immunity level of \(\geq 50\%\) (that is, the CC risk for unvaccinated vaccine-eligible women is reduced by at least 50\%), screening based on vaccination status is cost-ineffective for unvaccinated women, and therefore reduced screening is appropriate for them \cite{Naber2016-pn}. Our analysis qualitatively replicates these findings in the English setting - we also find that the inequity of cohort-based strategies increases with reduced vaccine uptake (and reduces as uptake increases). However, we additionally find that cohort strategies remain notably more inequitable than vaccination-status strategies even at relatively high vaccine uptake of 80\%. Particularly in light of the NHS' recent introduction of HPV vaccination status as a routine component of a patients' record, the reduced screening of vaccinated individuals (at least those more recently vaccinated) carries little need for additional infrastructure and, as demonstrated, offers a more equitable approach to screening.</w:t>
+        <w:t xml:space="preserve">Naber et al. conducted an analysis in the Netherlands setting to determine the herd immunity level at which </w:t>
+      </w:r>
+      <w:proofErr w:type="spellStart"/>
+      <w:r>
+        <w:t>tayloring</w:t>
+      </w:r>
+      <w:proofErr w:type="spellEnd"/>
+      <w:r>
+        <w:t xml:space="preserve"> screening intensity to vaccination status is no longer worth the additional effort - they find 3 LS cost-effective for the vaccinated cohort, and that at a herd immunity level of \(\</w:t>
+      </w:r>
+      <w:proofErr w:type="spellStart"/>
+      <w:r>
+        <w:t>geq</w:t>
+      </w:r>
+      <w:proofErr w:type="spellEnd"/>
+      <w:r>
+        <w:t xml:space="preserve"> 50\%\) (that is, the CC risk for unvaccinated vaccine-eligible women is reduced by at least 50\%), screening based on vaccination status is cost-ineffective for unvaccinated women, and therefore reduced screening is appropriate for them \cite{Naber2016-pn}. Our analysis qualitatively replicates these findings in the English setting - we also find that the inequity of cohort-based strategies increases with reduced vaccine uptake (and reduces as uptake increases). However, we additionally find that cohort strategies remain notably more inequitable than vaccination-status strategies even at relatively high vaccine uptake of 80\%. Particularly </w:t>
+      </w:r>
+      <w:proofErr w:type="gramStart"/>
+      <w:r>
+        <w:t>in light of</w:t>
+      </w:r>
+      <w:proofErr w:type="gramEnd"/>
+      <w:r>
+        <w:t xml:space="preserve"> the NHS' recent introduction of HPV vaccination status as a routine component of a patients' record, the reduced screening of vaccinated individuals (at least those more recently vaccinated) carries little need for additional infrastructure </w:t>
+      </w:r>
+      <w:proofErr w:type="gramStart"/>
+      <w:r>
+        <w:t>and,</w:t>
+      </w:r>
+      <w:proofErr w:type="gramEnd"/>
+      <w:r>
+        <w:t xml:space="preserve"> as demonstrated, offers a more equitable approach to screening.</w:t>
       </w:r>
     </w:p>
     <w:p/>
     <w:p>
       <w:r>
-        <w:t xml:space="preserve">From the persepctive of changing screening algorithms in a way which does not undermine CC elimination projections, Jansen et al. find 2 LS for vaccinated cohorts sufficient to avoid delaying CC elimination in the Netherlands \cite{Jansen2022-qg}. This is consistent with our findings that CC elimination mostly depends on screening for the older vaccine-ineligible population, however - particularly the lower projected vaccine-uptake case of 60\% - we find 4-6LS for the vaccinated cohort is needed to avoid delaying projected elimination. The different elimination timelines in the Netherlands and UK also explain this difference, with elimination projected in the early 2040s in the Netherlands \cite{Jansen2022-qg} and mid-2040s to early 2050s in the UK; as such, CCI values in the UK are higher in the short term, and any increase in CCI due to less intense screening of the unvaccinated vaccine-eligible is more likely to cross the elimination threshold of &lt;4/100k. This highlights an issue identified in our analysis when focussing on cervical cancer elimination, in that the incidence threshold of &lt;4/100k which defines elimination will not capture inequities in CC outcome in the vaccinated subpopulation, and may not capture inequities in the unvaccinated vaccine-eligible subpopulation. For example, we find that even 2-3LS for vaccinated individuals is </w:t>
+        <w:t xml:space="preserve">From the </w:t>
+      </w:r>
+      <w:proofErr w:type="spellStart"/>
+      <w:r>
+        <w:t>persepctive</w:t>
+      </w:r>
+      <w:proofErr w:type="spellEnd"/>
+      <w:r>
+        <w:t xml:space="preserve"> of changing screening algorithms in a way which does not undermine CC elimination projections, Jansen et al. find 2 LS for vaccinated cohorts sufficient to avoid delaying CC elimination in the Netherlands \</w:t>
+      </w:r>
+      <w:proofErr w:type="gramStart"/>
+      <w:r>
+        <w:t>cite{</w:t>
+      </w:r>
+      <w:proofErr w:type="gramEnd"/>
+      <w:r>
+        <w:t>Jansen2022-qg}. This is consistent with our findings that CC elimination mostly depends on screening for the older vaccine-ineligible population, however - particularly the lower projected vaccine-uptake case of 60\% - we find 4-6LS for the vaccinated cohort is needed to avoid delaying projected elimination. The different elimination timelines in the Netherlands and UK also explain this difference, with elimination projected in the early 2040s in the Netherlands \</w:t>
+      </w:r>
+      <w:proofErr w:type="gramStart"/>
+      <w:r>
+        <w:t>cite{</w:t>
+      </w:r>
+      <w:proofErr w:type="gramEnd"/>
+      <w:r>
+        <w:t xml:space="preserve">Jansen2022-qg} and mid-2040s to early 2050s in the UK; as such, CCI values in the UK are higher in the short term, and any increase in CCI due to less intense screening of the unvaccinated vaccine-eligible is more likely to cross the elimination threshold of &lt;4/100k. This highlights an issue identified in our analysis when focussing on cervical cancer elimination, in that the incidence threshold of &lt;4/100k which defines elimination will not capture inequities in CC outcome in the vaccinated </w:t>
+      </w:r>
+      <w:proofErr w:type="gramStart"/>
+      <w:r>
+        <w:t>subpopulation, and</w:t>
+      </w:r>
+      <w:proofErr w:type="gramEnd"/>
+      <w:r>
+        <w:t xml:space="preserve"> may not capture inequities in the unvaccinated vaccine-eligible subpopulation. For example, we find that even 2-3LS for vaccinated individuals is </w:t>
       </w:r>
       <w:r>
         <w:lastRenderedPageBreak/>
@@ -2602,7 +3559,47 @@
     <w:p/>
     <w:p>
       <w:r>
-        <w:t xml:space="preserve">In terms of cervical cancer elimination, recent work has projected elimination by 2040 is unlikely currently to be reached, and rather projects elimination by the early 2050s \cite{Palmer2026-xu}. We project elimination as slightly sooner, with median elimination year around the mid-2040s, however we also find that, under current projections, only by around 2050 is there a high (&gt;90\%) chance of elimination. Palmer et al. suggest that to hasten elimination projections, we need more testing followup and better adherance; our work confirms that the reduction of screening intensitity for those with a lower risk of cervical cancer due to vaccination does not undermine such efforts to hasten elimination. In particular, 6 LS for unvaccinated vaccine-eligible individuals, or 4 LS for vaccinated individuals, does not notably change projected elimination year. </w:t>
+        <w:t>In terms of cervical cancer elimination, recent work has projected elimination by 2040 is unlikely currently to be reached, and rather projects elimination by the early 2050s \</w:t>
+      </w:r>
+      <w:proofErr w:type="gramStart"/>
+      <w:r>
+        <w:t>cite{</w:t>
+      </w:r>
+      <w:proofErr w:type="gramEnd"/>
+      <w:r>
+        <w:t xml:space="preserve">Palmer2026-xu}. We project elimination as slightly sooner, with median elimination year around the mid-2040s, however we also find that, under current projections, only by around 2050 is there a high (&gt;90\%) chance of elimination. Palmer et al. suggest that to hasten elimination projections, we need more testing </w:t>
+      </w:r>
+      <w:proofErr w:type="spellStart"/>
+      <w:r>
+        <w:t>followup</w:t>
+      </w:r>
+      <w:proofErr w:type="spellEnd"/>
+      <w:r>
+        <w:t xml:space="preserve"> and better </w:t>
+      </w:r>
+      <w:proofErr w:type="spellStart"/>
+      <w:r>
+        <w:t>adherance</w:t>
+      </w:r>
+      <w:proofErr w:type="spellEnd"/>
+      <w:r>
+        <w:t xml:space="preserve">; our work confirms that the reduction of screening </w:t>
+      </w:r>
+      <w:proofErr w:type="spellStart"/>
+      <w:r>
+        <w:t>intensitity</w:t>
+      </w:r>
+      <w:proofErr w:type="spellEnd"/>
+      <w:r>
+        <w:t xml:space="preserve"> for those with a lower risk of cervical cancer due to vaccination does not undermine such efforts to hasten elimination. </w:t>
+      </w:r>
+      <w:proofErr w:type="gramStart"/>
+      <w:r>
+        <w:t>In particular, 6</w:t>
+      </w:r>
+      <w:proofErr w:type="gramEnd"/>
+      <w:r>
+        <w:t xml:space="preserve"> LS for unvaccinated vaccine-eligible individuals, or 4 LS for vaccinated individuals, does not notably change projected elimination year. </w:t>
       </w:r>
     </w:p>
     <w:p/>
@@ -2617,7 +3614,7 @@
 </file>
 
 <file path=word/numbering.xml><?xml version="1.0" encoding="utf-8"?>
-<w:numbering xmlns:wpc="http://schemas.microsoft.com/office/word/2010/wordprocessingCanvas" xmlns:cx="http://schemas.microsoft.com/office/drawing/2014/chartex" xmlns:cx1="http://schemas.microsoft.com/office/drawing/2015/9/8/chartex" xmlns:cx2="http://schemas.microsoft.com/office/drawing/2015/10/21/chartex" xmlns:cx3="http://schemas.microsoft.com/office/drawing/2016/5/9/chartex" xmlns:cx4="http://schemas.microsoft.com/office/drawing/2016/5/10/chartex" xmlns:cx5="http://schemas.microsoft.com/office/drawing/2016/5/11/chartex" xmlns:cx6="http://schemas.microsoft.com/office/drawing/2016/5/12/chartex" xmlns:cx7="http://schemas.microsoft.com/office/drawing/2016/5/13/chartex" xmlns:cx8="http://schemas.microsoft.com/office/drawing/2016/5/14/chartex" xmlns:mc="http://schemas.openxmlformats.org/markup-compatibility/2006" xmlns:aink="http://schemas.microsoft.com/office/drawing/2016/ink" xmlns:am3d="http://schemas.microsoft.com/office/drawing/2017/model3d" xmlns:o="urn:schemas-microsoft-com:office:office" xmlns:oel="http://schemas.microsoft.com/office/2019/extlst" xmlns:r="http://schemas.openxmlformats.org/officeDocument/2006/relationships" xmlns:m="http://schemas.openxmlformats.org/officeDocument/2006/math" xmlns:v="urn:schemas-microsoft-com:vml" xmlns:wp14="http://schemas.microsoft.com/office/word/2010/wordprocessingDrawing" xmlns:wp="http://schemas.openxmlformats.org/drawingml/2006/wordprocessingDrawing" xmlns:w10="urn:schemas-microsoft-com:office:word" xmlns:w="http://schemas.openxmlformats.org/wordprocessingml/2006/main" xmlns:w14="http://schemas.microsoft.com/office/word/2010/wordml" xmlns:w15="http://schemas.microsoft.com/office/word/2012/wordml" xmlns:w16cex="http://schemas.microsoft.com/office/word/2018/wordml/cex" xmlns:w16cid="http://schemas.microsoft.com/office/word/2016/wordml/cid" xmlns:w16="http://schemas.microsoft.com/office/word/2018/wordml" xmlns:w16du="http://schemas.microsoft.com/office/word/2023/wordml/word16du" xmlns:w16sdtdh="http://schemas.microsoft.com/office/word/2020/wordml/sdtdatahash" xmlns:w16sdtfl="http://schemas.microsoft.com/office/word/2024/wordml/sdtformatlock" xmlns:w16se="http://schemas.microsoft.com/office/word/2015/wordml/symex" xmlns:wpg="http://schemas.microsoft.com/office/word/2010/wordprocessingGroup" xmlns:wpi="http://schemas.microsoft.com/office/word/2010/wordprocessingInk" xmlns:wne="http://schemas.microsoft.com/office/word/2006/wordml" xmlns:wps="http://schemas.microsoft.com/office/word/2010/wordprocessingShape" mc:Ignorable="w14 w15 w16se w16cid w16 w16cex w16sdtdh w16sdtfl w16du wp14">
+<w:numbering xmlns:wpc="http://schemas.microsoft.com/office/word/2010/wordprocessingCanvas" xmlns:cx="http://schemas.microsoft.com/office/drawing/2014/chartex" xmlns:cx1="http://schemas.microsoft.com/office/drawing/2015/9/8/chartex" xmlns:cx2="http://schemas.microsoft.com/office/drawing/2015/10/21/chartex" xmlns:cx3="http://schemas.microsoft.com/office/drawing/2016/5/9/chartex" xmlns:cx4="http://schemas.microsoft.com/office/drawing/2016/5/10/chartex" xmlns:cx5="http://schemas.microsoft.com/office/drawing/2016/5/11/chartex" xmlns:cx6="http://schemas.microsoft.com/office/drawing/2016/5/12/chartex" xmlns:cx7="http://schemas.microsoft.com/office/drawing/2016/5/13/chartex" xmlns:cx8="http://schemas.microsoft.com/office/drawing/2016/5/14/chartex" xmlns:mc="http://schemas.openxmlformats.org/markup-compatibility/2006" xmlns:m="http://schemas.openxmlformats.org/officeDocument/2006/math" xmlns:aink="http://schemas.microsoft.com/office/drawing/2016/ink" xmlns:am3d="http://schemas.microsoft.com/office/drawing/2017/model3d" xmlns:oel="http://schemas.microsoft.com/office/2019/extlst" xmlns:r="http://schemas.openxmlformats.org/officeDocument/2006/relationships" xmlns:wp14="http://schemas.microsoft.com/office/word/2010/wordprocessingDrawing" xmlns:wp="http://schemas.openxmlformats.org/drawingml/2006/wordprocessingDrawing" xmlns:wpg="http://schemas.microsoft.com/office/word/2010/wordprocessingGroup" xmlns:wpi="http://schemas.microsoft.com/office/word/2010/wordprocessingInk" xmlns:wps="http://schemas.microsoft.com/office/word/2010/wordprocessingShape" xmlns:o="urn:schemas-microsoft-com:office:office" xmlns:v="urn:schemas-microsoft-com:vml" xmlns:w10="urn:schemas-microsoft-com:office:word" xmlns:w="http://schemas.openxmlformats.org/wordprocessingml/2006/main" xmlns:w14="http://schemas.microsoft.com/office/word/2010/wordml" xmlns:w15="http://schemas.microsoft.com/office/word/2012/wordml" xmlns:w16cei="http://schemas.microsoft.com/office/word/2026/wordml/cei" xmlns:w16cex="http://schemas.microsoft.com/office/word/2018/wordml/cex" xmlns:w16cid="http://schemas.microsoft.com/office/word/2016/wordml/cid" xmlns:w16="http://schemas.microsoft.com/office/word/2018/wordml" xmlns:w16sdtdh="http://schemas.microsoft.com/office/word/2020/wordml/sdtdatahash" xmlns:w16sdtfl="http://schemas.microsoft.com/office/word/2024/wordml/sdtformatlock" xmlns:w16se="http://schemas.microsoft.com/office/word/2015/wordml/symex" xmlns:w16du="http://schemas.microsoft.com/office/word/2023/wordml/word16du" xmlns:wne="http://schemas.microsoft.com/office/word/2006/wordml" mc:Ignorable="w14 w15 w16se w16cid w16 w16cex w16sdtdh w16sdtfl w16du wp14">
   <w:abstractNum w:abstractNumId="0" w15:restartNumberingAfterBreak="0">
     <w:nsid w:val="724F0322"/>
     <w:multiLevelType w:val="hybridMultilevel"/>
@@ -2738,7 +3735,7 @@
 </file>
 
 <file path=word/styles.xml><?xml version="1.0" encoding="utf-8"?>
-<w:styles xmlns:mc="http://schemas.openxmlformats.org/markup-compatibility/2006" xmlns:r="http://schemas.openxmlformats.org/officeDocument/2006/relationships" xmlns:w="http://schemas.openxmlformats.org/wordprocessingml/2006/main" xmlns:w14="http://schemas.microsoft.com/office/word/2010/wordml" xmlns:w15="http://schemas.microsoft.com/office/word/2012/wordml" xmlns:w16cex="http://schemas.microsoft.com/office/word/2018/wordml/cex" xmlns:w16cid="http://schemas.microsoft.com/office/word/2016/wordml/cid" xmlns:w16="http://schemas.microsoft.com/office/word/2018/wordml" xmlns:w16du="http://schemas.microsoft.com/office/word/2023/wordml/word16du" xmlns:w16sdtdh="http://schemas.microsoft.com/office/word/2020/wordml/sdtdatahash" xmlns:w16sdtfl="http://schemas.microsoft.com/office/word/2024/wordml/sdtformatlock" xmlns:w16se="http://schemas.microsoft.com/office/word/2015/wordml/symex" mc:Ignorable="w14 w15 w16se w16cid w16 w16cex w16sdtdh w16sdtfl w16du">
+<w:styles xmlns:mc="http://schemas.openxmlformats.org/markup-compatibility/2006" xmlns:r="http://schemas.openxmlformats.org/officeDocument/2006/relationships" xmlns:w="http://schemas.openxmlformats.org/wordprocessingml/2006/main" xmlns:w14="http://schemas.microsoft.com/office/word/2010/wordml" xmlns:w15="http://schemas.microsoft.com/office/word/2012/wordml" xmlns:w16cex="http://schemas.microsoft.com/office/word/2018/wordml/cex" xmlns:w16cid="http://schemas.microsoft.com/office/word/2016/wordml/cid" xmlns:w16="http://schemas.microsoft.com/office/word/2018/wordml" xmlns:w16sdtdh="http://schemas.microsoft.com/office/word/2020/wordml/sdtdatahash" xmlns:w16sdtfl="http://schemas.microsoft.com/office/word/2024/wordml/sdtformatlock" xmlns:w16se="http://schemas.microsoft.com/office/word/2015/wordml/symex" xmlns:w16du="http://schemas.microsoft.com/office/word/2023/wordml/word16du" mc:Ignorable="w14 w15 w16se w16cid w16 w16cex w16sdtdh w16sdtfl w16du">
   <w:docDefaults>
     <w:rPrDefault>
       <w:rPr>
@@ -3334,6 +4331,7 @@
   <w:style w:type="character" w:default="1" w:styleId="DefaultParagraphFont">
     <w:name w:val="Default Paragraph Font"/>
     <w:uiPriority w:val="1"/>
+    <w:semiHidden/>
     <w:unhideWhenUsed/>
   </w:style>
   <w:style w:type="table" w:default="1" w:styleId="TableNormal">
